--- a/reports/semester1/week6_report.docx
+++ b/reports/semester1/week6_report.docx
@@ -128,7 +128,7 @@
           <w:sz w:val="26"/>
           <w:szCs w:val="26"/>
         </w:rPr>
-        <w:t xml:space="preserve">1.1 연구 배경</w:t>
+        <w:t xml:space="preserve">1.1 연구 주제</w:t>
       </w:r>
     </w:p>
     <w:p>
@@ -141,26 +141,30 @@
           <w:sz w:val="20"/>
           <w:szCs w:val="20"/>
         </w:rPr>
-        <w:t xml:space="preserve">암호화폐 시장은 24시간 운영되며 변동성이 높다. 이 변동성을 위험이 아닌 수익 원천으로 활용하는 전략이 그리드 트레이딩이다. 그리드 봇은 일정 간격으로 매수/매도 주문을 배치해 가격 진동에서 반복적으로 수익을 얻는다.</w:t>
+        <w:t xml:space="preserve">가격 방향 예측 없이 시장 상태(변동성·가격 수준)와 포지션 상태(손익·보유량·여력)만을 state로 사용하는 PPO 기반 강화학습 에이전트의 비트코인 동적 그리드 트레이딩 전략 학습 및 행동 패턴 분석</w:t>
       </w:r>
     </w:p>
     <w:p>
       <w:pPr>
-        <w:spacing w:after="60" w:before="60"/>
+        <w:spacing w:after="120" w:before="120"/>
+      </w:pPr>
+    </w:p>
+    <w:p>
+      <w:pPr>
+        <w:pStyle w:val="Heading2"/>
+        <w:spacing w:after="120" w:before="240"/>
       </w:pPr>
       <w:r>
         <w:rPr>
           <w:rFonts w:ascii="Malgun Gothic" w:cs="Malgun Gothic" w:eastAsia="Malgun Gothic" w:hAnsi="Malgun Gothic"/>
-          <w:sz w:val="20"/>
-          <w:szCs w:val="20"/>
+          <w:b/>
+          <w:bCs/>
+          <w:color w:val="2E75B6"/>
+          <w:sz w:val="26"/>
+          <w:szCs w:val="26"/>
         </w:rPr>
-        <w:t xml:space="preserve">기존 그리드 봇의 한계는 파라미터(그리드 간격, 주문 크기)가 고정되어 있다는 점이다. 변동성이 낮은 장에서는 간격이 너무 넓어 체결이 드물고, 변동성이 높은 장에서는 너무 좁아 손실이 반복된다. 본 연구는 강화학습(PPO)이 시장 상황을 인식하고 파라미터를 동적으로 조정할 수 있는지 탐구한다.</w:t>
+        <w:t xml:space="preserve">1.2 연구 질문</w:t>
       </w:r>
-    </w:p>
-    <w:p>
-      <w:pPr>
-        <w:spacing w:after="120" w:before="120"/>
-      </w:pPr>
     </w:p>
     <w:tbl>
       <w:tblPr>
@@ -205,7 +209,7 @@
                 <w:sz w:val="20"/>
                 <w:szCs w:val="20"/>
               </w:rPr>
-              <w:t xml:space="preserve">핵심 연구 질문</w:t>
+              <w:t xml:space="preserve">연구 질문</w:t>
             </w:r>
           </w:p>
         </w:tc>
@@ -238,7 +242,7 @@
                 <w:sz w:val="18"/>
                 <w:szCs w:val="18"/>
               </w:rPr>
-              <w:t xml:space="preserve">주 질문: PPO 에이전트가 규칙 기반 그리드 전략보다 높은 Sharpe Ratio를 달성할 수 있는가?</w:t>
+              <w:t xml:space="preserve">주 질문: 시장 상태와 포지션 상태에 반응하여 그리드 간격과 익절 목표를 동적으로 결정하는 PPO 에이전트가</w:t>
             </w:r>
           </w:p>
           <w:p>
@@ -251,83 +255,51 @@
                 <w:sz w:val="18"/>
                 <w:szCs w:val="18"/>
               </w:rPr>
-              <w:t xml:space="preserve">부 질문: 에이전트는 어떤 시장 레짐(Low/Mid/High Volatility)에서 어떤 간격을 선택하는가?</w:t>
+              <w:t xml:space="preserve">          비트코인 시장에서 고정 그리드 전략 대비 Sharpe Ratio 기준 우위를 보이는가?</w:t>
+            </w:r>
+          </w:p>
+          <w:p>
+            <w:pPr>
+              <w:spacing w:after="40" w:before="40"/>
+            </w:pPr>
+            <w:r>
+              <w:rPr>
+                <w:rFonts w:ascii="Malgun Gothic" w:cs="Malgun Gothic" w:eastAsia="Malgun Gothic" w:hAnsi="Malgun Gothic"/>
+                <w:sz w:val="18"/>
+                <w:szCs w:val="18"/>
+              </w:rPr>
+              <w:t xml:space="preserve"/>
+            </w:r>
+          </w:p>
+          <w:p>
+            <w:pPr>
+              <w:spacing w:after="40" w:before="40"/>
+            </w:pPr>
+            <w:r>
+              <w:rPr>
+                <w:rFonts w:ascii="Malgun Gothic" w:cs="Malgun Gothic" w:eastAsia="Malgun Gothic" w:hAnsi="Malgun Gothic"/>
+                <w:sz w:val="18"/>
+                <w:szCs w:val="18"/>
+              </w:rPr>
+              <w:t xml:space="preserve">부 질문: 학습된 에이전트는 어떤 시장 상태(변동성 수준, 가격 수준)에서 어떤 그리드 간격</w:t>
+            </w:r>
+          </w:p>
+          <w:p>
+            <w:pPr>
+              <w:spacing w:after="40" w:before="40"/>
+            </w:pPr>
+            <w:r>
+              <w:rPr>
+                <w:rFonts w:ascii="Malgun Gothic" w:cs="Malgun Gothic" w:eastAsia="Malgun Gothic" w:hAnsi="Malgun Gothic"/>
+                <w:sz w:val="18"/>
+                <w:szCs w:val="18"/>
+              </w:rPr>
+              <w:t xml:space="preserve">          (aggressiveness)과 익절 목표(profit_target)를 선택하는가?</w:t>
             </w:r>
           </w:p>
         </w:tc>
       </w:tr>
     </w:tbl>
-    <w:p>
-      <w:pPr>
-        <w:spacing w:after="120" w:before="120"/>
-      </w:pPr>
-    </w:p>
-    <w:p>
-      <w:pPr>
-        <w:pStyle w:val="Heading2"/>
-        <w:spacing w:after="120" w:before="240"/>
-      </w:pPr>
-      <w:r>
-        <w:rPr>
-          <w:rFonts w:ascii="Malgun Gothic" w:cs="Malgun Gothic" w:eastAsia="Malgun Gothic" w:hAnsi="Malgun Gothic"/>
-          <w:b/>
-          <w:bCs/>
-          <w:color w:val="2E75B6"/>
-          <w:sz w:val="26"/>
-          <w:szCs w:val="26"/>
-        </w:rPr>
-        <w:t xml:space="preserve">1.2 접근 방식</w:t>
-      </w:r>
-    </w:p>
-    <w:p>
-      <w:pPr>
-        <w:spacing w:after="60" w:before="60"/>
-      </w:pPr>
-      <w:r>
-        <w:rPr>
-          <w:rFonts w:ascii="Malgun Gothic" w:cs="Malgun Gothic" w:eastAsia="Malgun Gothic" w:hAnsi="Malgun Gothic"/>
-          <w:sz w:val="20"/>
-          <w:szCs w:val="20"/>
-        </w:rPr>
-        <w:t xml:space="preserve">본 연구는 </w:t>
-      </w:r>
-      <w:r>
-        <w:rPr>
-          <w:rFonts w:ascii="Malgun Gothic" w:cs="Malgun Gothic" w:eastAsia="Malgun Gothic" w:hAnsi="Malgun Gothic"/>
-          <w:b/>
-          <w:bCs/>
-          <w:sz w:val="20"/>
-          <w:szCs w:val="20"/>
-        </w:rPr>
-        <w:t xml:space="preserve">방향성 예측(가격이 오를지 내릴지)</w:t>
-      </w:r>
-      <w:r>
-        <w:rPr>
-          <w:rFonts w:ascii="Malgun Gothic" w:cs="Malgun Gothic" w:eastAsia="Malgun Gothic" w:hAnsi="Malgun Gothic"/>
-          <w:sz w:val="20"/>
-          <w:szCs w:val="20"/>
-        </w:rPr>
-        <w:t xml:space="preserve">이 아닌 </w:t>
-      </w:r>
-      <w:r>
-        <w:rPr>
-          <w:rFonts w:ascii="Malgun Gothic" w:cs="Malgun Gothic" w:eastAsia="Malgun Gothic" w:hAnsi="Malgun Gothic"/>
-          <w:b/>
-          <w:bCs/>
-          <w:sz w:val="20"/>
-          <w:szCs w:val="20"/>
-        </w:rPr>
-        <w:t xml:space="preserve">변동성에서의 수익 추구</w:t>
-      </w:r>
-      <w:r>
-        <w:rPr>
-          <w:rFonts w:ascii="Malgun Gothic" w:cs="Malgun Gothic" w:eastAsia="Malgun Gothic" w:hAnsi="Malgun Gothic"/>
-          <w:sz w:val="20"/>
-          <w:szCs w:val="20"/>
-        </w:rPr>
-        <w:t xml:space="preserve">를 목표로 한다. 강화학습 에이전트는 매 시간봉마다 두 개의 연속 행동값(매수 공격성, 수익 목표)을 출력하고, 이것이 그리드 주문 간격으로 변환된다.</w:t>
-      </w:r>
-    </w:p>
     <w:p>
       <w:r>
         <w:br w:type="page"/>
@@ -841,7 +813,2167 @@
     </w:tbl>
     <w:p>
       <w:pPr>
-        <w:spacing w:after="120" w:before="120"/>
+        <w:spacing w:after="60" w:before="120"/>
+      </w:pPr>
+    </w:p>
+    <w:p>
+      <w:pPr>
+        <w:spacing w:after="60" w:before="60"/>
+      </w:pPr>
+      <w:r>
+        <w:rPr>
+          <w:rFonts w:ascii="Malgun Gothic" w:cs="Malgun Gothic" w:eastAsia="Malgun Gothic" w:hAnsi="Malgun Gothic"/>
+          <w:sz w:val="20"/>
+          <w:szCs w:val="20"/>
+        </w:rPr>
+        <w:t xml:space="preserve">처리된 데이터의 실제 구조 (Train 셋 상위 5행):</w:t>
+      </w:r>
+    </w:p>
+    <w:p>
+      <w:pPr>
+        <w:spacing w:after="60" w:before="40"/>
+      </w:pPr>
+    </w:p>
+    <w:tbl>
+      <w:tblPr>
+        <w:tblW w:type="dxa" w:w="9200"/>
+        <w:tblBorders>
+          <w:top w:val="single" w:color="auto" w:sz="4"/>
+          <w:left w:val="single" w:color="auto" w:sz="4"/>
+          <w:bottom w:val="single" w:color="auto" w:sz="4"/>
+          <w:right w:val="single" w:color="auto" w:sz="4"/>
+          <w:insideH w:val="single" w:color="auto" w:sz="4"/>
+          <w:insideV w:val="single" w:color="auto" w:sz="4"/>
+        </w:tblBorders>
+      </w:tblPr>
+      <w:tblGrid>
+        <w:gridCol w:w="1700"/>
+        <w:gridCol w:w="700"/>
+        <w:gridCol w:w="700"/>
+        <w:gridCol w:w="700"/>
+        <w:gridCol w:w="700"/>
+        <w:gridCol w:w="800"/>
+        <w:gridCol w:w="900"/>
+        <w:gridCol w:w="900"/>
+        <w:gridCol w:w="1000"/>
+        <w:gridCol w:w="1000"/>
+      </w:tblGrid>
+      <w:tr>
+        <w:tc>
+          <w:tcPr>
+            <w:tcW w:type="dxa" w:w="1700"/>
+            <w:tcBorders>
+              <w:top w:val="single" w:color="CCCCCC" w:sz="1"/>
+              <w:left w:val="single" w:color="CCCCCC" w:sz="1"/>
+              <w:bottom w:val="single" w:color="CCCCCC" w:sz="1"/>
+              <w:right w:val="single" w:color="CCCCCC" w:sz="1"/>
+            </w:tcBorders>
+            <w:shd w:fill="2E75B6" w:val="clear"/>
+            <w:tcMar>
+              <w:top w:type="dxa" w:w="80"/>
+              <w:left w:type="dxa" w:w="160"/>
+              <w:bottom w:type="dxa" w:w="80"/>
+              <w:right w:type="dxa" w:w="160"/>
+            </w:tcMar>
+            <w:vAlign w:val="center"/>
+          </w:tcPr>
+          <w:p>
+            <w:pPr>
+              <w:jc w:val="center"/>
+            </w:pPr>
+            <w:r>
+              <w:rPr>
+                <w:rFonts w:ascii="Malgun Gothic" w:cs="Malgun Gothic" w:eastAsia="Malgun Gothic" w:hAnsi="Malgun Gothic"/>
+                <w:b/>
+                <w:bCs/>
+                <w:color w:val="FFFFFF"/>
+                <w:sz w:val="18"/>
+                <w:szCs w:val="18"/>
+              </w:rPr>
+              <w:t xml:space="preserve">timestamp</w:t>
+            </w:r>
+          </w:p>
+        </w:tc>
+        <w:tc>
+          <w:tcPr>
+            <w:tcW w:type="dxa" w:w="700"/>
+            <w:tcBorders>
+              <w:top w:val="single" w:color="CCCCCC" w:sz="1"/>
+              <w:left w:val="single" w:color="CCCCCC" w:sz="1"/>
+              <w:bottom w:val="single" w:color="CCCCCC" w:sz="1"/>
+              <w:right w:val="single" w:color="CCCCCC" w:sz="1"/>
+            </w:tcBorders>
+            <w:shd w:fill="2E75B6" w:val="clear"/>
+            <w:tcMar>
+              <w:top w:type="dxa" w:w="80"/>
+              <w:left w:type="dxa" w:w="160"/>
+              <w:bottom w:type="dxa" w:w="80"/>
+              <w:right w:type="dxa" w:w="160"/>
+            </w:tcMar>
+            <w:vAlign w:val="center"/>
+          </w:tcPr>
+          <w:p>
+            <w:pPr>
+              <w:jc w:val="center"/>
+            </w:pPr>
+            <w:r>
+              <w:rPr>
+                <w:rFonts w:ascii="Malgun Gothic" w:cs="Malgun Gothic" w:eastAsia="Malgun Gothic" w:hAnsi="Malgun Gothic"/>
+                <w:b/>
+                <w:bCs/>
+                <w:color w:val="FFFFFF"/>
+                <w:sz w:val="18"/>
+                <w:szCs w:val="18"/>
+              </w:rPr>
+              <w:t xml:space="preserve">open</w:t>
+            </w:r>
+          </w:p>
+        </w:tc>
+        <w:tc>
+          <w:tcPr>
+            <w:tcW w:type="dxa" w:w="700"/>
+            <w:tcBorders>
+              <w:top w:val="single" w:color="CCCCCC" w:sz="1"/>
+              <w:left w:val="single" w:color="CCCCCC" w:sz="1"/>
+              <w:bottom w:val="single" w:color="CCCCCC" w:sz="1"/>
+              <w:right w:val="single" w:color="CCCCCC" w:sz="1"/>
+            </w:tcBorders>
+            <w:shd w:fill="2E75B6" w:val="clear"/>
+            <w:tcMar>
+              <w:top w:type="dxa" w:w="80"/>
+              <w:left w:type="dxa" w:w="160"/>
+              <w:bottom w:type="dxa" w:w="80"/>
+              <w:right w:type="dxa" w:w="160"/>
+            </w:tcMar>
+            <w:vAlign w:val="center"/>
+          </w:tcPr>
+          <w:p>
+            <w:pPr>
+              <w:jc w:val="center"/>
+            </w:pPr>
+            <w:r>
+              <w:rPr>
+                <w:rFonts w:ascii="Malgun Gothic" w:cs="Malgun Gothic" w:eastAsia="Malgun Gothic" w:hAnsi="Malgun Gothic"/>
+                <w:b/>
+                <w:bCs/>
+                <w:color w:val="FFFFFF"/>
+                <w:sz w:val="18"/>
+                <w:szCs w:val="18"/>
+              </w:rPr>
+              <w:t xml:space="preserve">high</w:t>
+            </w:r>
+          </w:p>
+        </w:tc>
+        <w:tc>
+          <w:tcPr>
+            <w:tcW w:type="dxa" w:w="700"/>
+            <w:tcBorders>
+              <w:top w:val="single" w:color="CCCCCC" w:sz="1"/>
+              <w:left w:val="single" w:color="CCCCCC" w:sz="1"/>
+              <w:bottom w:val="single" w:color="CCCCCC" w:sz="1"/>
+              <w:right w:val="single" w:color="CCCCCC" w:sz="1"/>
+            </w:tcBorders>
+            <w:shd w:fill="2E75B6" w:val="clear"/>
+            <w:tcMar>
+              <w:top w:type="dxa" w:w="80"/>
+              <w:left w:type="dxa" w:w="160"/>
+              <w:bottom w:type="dxa" w:w="80"/>
+              <w:right w:type="dxa" w:w="160"/>
+            </w:tcMar>
+            <w:vAlign w:val="center"/>
+          </w:tcPr>
+          <w:p>
+            <w:pPr>
+              <w:jc w:val="center"/>
+            </w:pPr>
+            <w:r>
+              <w:rPr>
+                <w:rFonts w:ascii="Malgun Gothic" w:cs="Malgun Gothic" w:eastAsia="Malgun Gothic" w:hAnsi="Malgun Gothic"/>
+                <w:b/>
+                <w:bCs/>
+                <w:color w:val="FFFFFF"/>
+                <w:sz w:val="18"/>
+                <w:szCs w:val="18"/>
+              </w:rPr>
+              <w:t xml:space="preserve">low</w:t>
+            </w:r>
+          </w:p>
+        </w:tc>
+        <w:tc>
+          <w:tcPr>
+            <w:tcW w:type="dxa" w:w="700"/>
+            <w:tcBorders>
+              <w:top w:val="single" w:color="CCCCCC" w:sz="1"/>
+              <w:left w:val="single" w:color="CCCCCC" w:sz="1"/>
+              <w:bottom w:val="single" w:color="CCCCCC" w:sz="1"/>
+              <w:right w:val="single" w:color="CCCCCC" w:sz="1"/>
+            </w:tcBorders>
+            <w:shd w:fill="2E75B6" w:val="clear"/>
+            <w:tcMar>
+              <w:top w:type="dxa" w:w="80"/>
+              <w:left w:type="dxa" w:w="160"/>
+              <w:bottom w:type="dxa" w:w="80"/>
+              <w:right w:type="dxa" w:w="160"/>
+            </w:tcMar>
+            <w:vAlign w:val="center"/>
+          </w:tcPr>
+          <w:p>
+            <w:pPr>
+              <w:jc w:val="center"/>
+            </w:pPr>
+            <w:r>
+              <w:rPr>
+                <w:rFonts w:ascii="Malgun Gothic" w:cs="Malgun Gothic" w:eastAsia="Malgun Gothic" w:hAnsi="Malgun Gothic"/>
+                <w:b/>
+                <w:bCs/>
+                <w:color w:val="FFFFFF"/>
+                <w:sz w:val="18"/>
+                <w:szCs w:val="18"/>
+              </w:rPr>
+              <w:t xml:space="preserve">close</w:t>
+            </w:r>
+          </w:p>
+        </w:tc>
+        <w:tc>
+          <w:tcPr>
+            <w:tcW w:type="dxa" w:w="800"/>
+            <w:tcBorders>
+              <w:top w:val="single" w:color="CCCCCC" w:sz="1"/>
+              <w:left w:val="single" w:color="CCCCCC" w:sz="1"/>
+              <w:bottom w:val="single" w:color="CCCCCC" w:sz="1"/>
+              <w:right w:val="single" w:color="CCCCCC" w:sz="1"/>
+            </w:tcBorders>
+            <w:shd w:fill="2E75B6" w:val="clear"/>
+            <w:tcMar>
+              <w:top w:type="dxa" w:w="80"/>
+              <w:left w:type="dxa" w:w="160"/>
+              <w:bottom w:type="dxa" w:w="80"/>
+              <w:right w:type="dxa" w:w="160"/>
+            </w:tcMar>
+            <w:vAlign w:val="center"/>
+          </w:tcPr>
+          <w:p>
+            <w:pPr>
+              <w:jc w:val="center"/>
+            </w:pPr>
+            <w:r>
+              <w:rPr>
+                <w:rFonts w:ascii="Malgun Gothic" w:cs="Malgun Gothic" w:eastAsia="Malgun Gothic" w:hAnsi="Malgun Gothic"/>
+                <w:b/>
+                <w:bCs/>
+                <w:color w:val="FFFFFF"/>
+                <w:sz w:val="18"/>
+                <w:szCs w:val="18"/>
+              </w:rPr>
+              <w:t xml:space="preserve">volume</w:t>
+            </w:r>
+          </w:p>
+        </w:tc>
+        <w:tc>
+          <w:tcPr>
+            <w:tcW w:type="dxa" w:w="900"/>
+            <w:tcBorders>
+              <w:top w:val="single" w:color="CCCCCC" w:sz="1"/>
+              <w:left w:val="single" w:color="CCCCCC" w:sz="1"/>
+              <w:bottom w:val="single" w:color="CCCCCC" w:sz="1"/>
+              <w:right w:val="single" w:color="CCCCCC" w:sz="1"/>
+            </w:tcBorders>
+            <w:shd w:fill="2E75B6" w:val="clear"/>
+            <w:tcMar>
+              <w:top w:type="dxa" w:w="80"/>
+              <w:left w:type="dxa" w:w="160"/>
+              <w:bottom w:type="dxa" w:w="80"/>
+              <w:right w:type="dxa" w:w="160"/>
+            </w:tcMar>
+            <w:vAlign w:val="center"/>
+          </w:tcPr>
+          <w:p>
+            <w:pPr>
+              <w:jc w:val="center"/>
+            </w:pPr>
+            <w:r>
+              <w:rPr>
+                <w:rFonts w:ascii="Malgun Gothic" w:cs="Malgun Gothic" w:eastAsia="Malgun Gothic" w:hAnsi="Malgun Gothic"/>
+                <w:b/>
+                <w:bCs/>
+                <w:color w:val="FFFFFF"/>
+                <w:sz w:val="18"/>
+                <w:szCs w:val="18"/>
+              </w:rPr>
+              <w:t xml:space="preserve">log_price</w:t>
+            </w:r>
+          </w:p>
+        </w:tc>
+        <w:tc>
+          <w:tcPr>
+            <w:tcW w:type="dxa" w:w="900"/>
+            <w:tcBorders>
+              <w:top w:val="single" w:color="CCCCCC" w:sz="1"/>
+              <w:left w:val="single" w:color="CCCCCC" w:sz="1"/>
+              <w:bottom w:val="single" w:color="CCCCCC" w:sz="1"/>
+              <w:right w:val="single" w:color="CCCCCC" w:sz="1"/>
+            </w:tcBorders>
+            <w:shd w:fill="2E75B6" w:val="clear"/>
+            <w:tcMar>
+              <w:top w:type="dxa" w:w="80"/>
+              <w:left w:type="dxa" w:w="160"/>
+              <w:bottom w:type="dxa" w:w="80"/>
+              <w:right w:type="dxa" w:w="160"/>
+            </w:tcMar>
+            <w:vAlign w:val="center"/>
+          </w:tcPr>
+          <w:p>
+            <w:pPr>
+              <w:jc w:val="center"/>
+            </w:pPr>
+            <w:r>
+              <w:rPr>
+                <w:rFonts w:ascii="Malgun Gothic" w:cs="Malgun Gothic" w:eastAsia="Malgun Gothic" w:hAnsi="Malgun Gothic"/>
+                <w:b/>
+                <w:bCs/>
+                <w:color w:val="FFFFFF"/>
+                <w:sz w:val="18"/>
+                <w:szCs w:val="18"/>
+              </w:rPr>
+              <w:t xml:space="preserve">vol_raw</w:t>
+            </w:r>
+          </w:p>
+        </w:tc>
+        <w:tc>
+          <w:tcPr>
+            <w:tcW w:type="dxa" w:w="1000"/>
+            <w:tcBorders>
+              <w:top w:val="single" w:color="CCCCCC" w:sz="1"/>
+              <w:left w:val="single" w:color="CCCCCC" w:sz="1"/>
+              <w:bottom w:val="single" w:color="CCCCCC" w:sz="1"/>
+              <w:right w:val="single" w:color="CCCCCC" w:sz="1"/>
+            </w:tcBorders>
+            <w:shd w:fill="2E75B6" w:val="clear"/>
+            <w:tcMar>
+              <w:top w:type="dxa" w:w="80"/>
+              <w:left w:type="dxa" w:w="160"/>
+              <w:bottom w:type="dxa" w:w="80"/>
+              <w:right w:type="dxa" w:w="160"/>
+            </w:tcMar>
+            <w:vAlign w:val="center"/>
+          </w:tcPr>
+          <w:p>
+            <w:pPr>
+              <w:jc w:val="center"/>
+            </w:pPr>
+            <w:r>
+              <w:rPr>
+                <w:rFonts w:ascii="Malgun Gothic" w:cs="Malgun Gothic" w:eastAsia="Malgun Gothic" w:hAnsi="Malgun Gothic"/>
+                <w:b/>
+                <w:bCs/>
+                <w:color w:val="FFFFFF"/>
+                <w:sz w:val="18"/>
+                <w:szCs w:val="18"/>
+              </w:rPr>
+              <w:t xml:space="preserve">zscore_lp</w:t>
+            </w:r>
+          </w:p>
+        </w:tc>
+        <w:tc>
+          <w:tcPr>
+            <w:tcW w:type="dxa" w:w="1000"/>
+            <w:tcBorders>
+              <w:top w:val="single" w:color="CCCCCC" w:sz="1"/>
+              <w:left w:val="single" w:color="CCCCCC" w:sz="1"/>
+              <w:bottom w:val="single" w:color="CCCCCC" w:sz="1"/>
+              <w:right w:val="single" w:color="CCCCCC" w:sz="1"/>
+            </w:tcBorders>
+            <w:shd w:fill="2E75B6" w:val="clear"/>
+            <w:tcMar>
+              <w:top w:type="dxa" w:w="80"/>
+              <w:left w:type="dxa" w:w="160"/>
+              <w:bottom w:type="dxa" w:w="80"/>
+              <w:right w:type="dxa" w:w="160"/>
+            </w:tcMar>
+            <w:vAlign w:val="center"/>
+          </w:tcPr>
+          <w:p>
+            <w:pPr>
+              <w:jc w:val="center"/>
+            </w:pPr>
+            <w:r>
+              <w:rPr>
+                <w:rFonts w:ascii="Malgun Gothic" w:cs="Malgun Gothic" w:eastAsia="Malgun Gothic" w:hAnsi="Malgun Gothic"/>
+                <w:b/>
+                <w:bCs/>
+                <w:color w:val="FFFFFF"/>
+                <w:sz w:val="18"/>
+                <w:szCs w:val="18"/>
+              </w:rPr>
+              <w:t xml:space="preserve">zscore_vol</w:t>
+            </w:r>
+          </w:p>
+        </w:tc>
+      </w:tr>
+      <w:tr>
+        <w:tc>
+          <w:tcPr>
+            <w:tcW w:type="dxa" w:w="1700"/>
+            <w:tcBorders>
+              <w:top w:val="single" w:color="CCCCCC" w:sz="1"/>
+              <w:left w:val="single" w:color="CCCCCC" w:sz="1"/>
+              <w:bottom w:val="single" w:color="CCCCCC" w:sz="1"/>
+              <w:right w:val="single" w:color="CCCCCC" w:sz="1"/>
+            </w:tcBorders>
+            <w:shd w:fill="F2F2F2" w:val="clear"/>
+            <w:tcMar>
+              <w:top w:type="dxa" w:w="80"/>
+              <w:left w:type="dxa" w:w="160"/>
+              <w:bottom w:type="dxa" w:w="80"/>
+              <w:right w:type="dxa" w:w="160"/>
+            </w:tcMar>
+            <w:vAlign w:val="center"/>
+          </w:tcPr>
+          <w:p>
+            <w:pPr>
+              <w:jc w:val="left"/>
+            </w:pPr>
+            <w:r>
+              <w:rPr>
+                <w:rFonts w:ascii="Malgun Gothic" w:cs="Malgun Gothic" w:eastAsia="Malgun Gothic" w:hAnsi="Malgun Gothic"/>
+                <w:b w:val="false"/>
+                <w:bCs w:val="false"/>
+                <w:color w:val="000000"/>
+                <w:sz w:val="18"/>
+                <w:szCs w:val="18"/>
+              </w:rPr>
+              <w:t xml:space="preserve">2020-01-14 22:00</w:t>
+            </w:r>
+          </w:p>
+        </w:tc>
+        <w:tc>
+          <w:tcPr>
+            <w:tcW w:type="dxa" w:w="700"/>
+            <w:tcBorders>
+              <w:top w:val="single" w:color="CCCCCC" w:sz="1"/>
+              <w:left w:val="single" w:color="CCCCCC" w:sz="1"/>
+              <w:bottom w:val="single" w:color="CCCCCC" w:sz="1"/>
+              <w:right w:val="single" w:color="CCCCCC" w:sz="1"/>
+            </w:tcBorders>
+            <w:shd w:fill="F2F2F2" w:val="clear"/>
+            <w:tcMar>
+              <w:top w:type="dxa" w:w="80"/>
+              <w:left w:type="dxa" w:w="160"/>
+              <w:bottom w:type="dxa" w:w="80"/>
+              <w:right w:type="dxa" w:w="160"/>
+            </w:tcMar>
+            <w:vAlign w:val="center"/>
+          </w:tcPr>
+          <w:p>
+            <w:pPr>
+              <w:jc w:val="center"/>
+            </w:pPr>
+            <w:r>
+              <w:rPr>
+                <w:rFonts w:ascii="Malgun Gothic" w:cs="Malgun Gothic" w:eastAsia="Malgun Gothic" w:hAnsi="Malgun Gothic"/>
+                <w:b w:val="false"/>
+                <w:bCs w:val="false"/>
+                <w:color w:val="000000"/>
+                <w:sz w:val="18"/>
+                <w:szCs w:val="18"/>
+              </w:rPr>
+              <w:t xml:space="preserve">8735.9</w:t>
+            </w:r>
+          </w:p>
+        </w:tc>
+        <w:tc>
+          <w:tcPr>
+            <w:tcW w:type="dxa" w:w="700"/>
+            <w:tcBorders>
+              <w:top w:val="single" w:color="CCCCCC" w:sz="1"/>
+              <w:left w:val="single" w:color="CCCCCC" w:sz="1"/>
+              <w:bottom w:val="single" w:color="CCCCCC" w:sz="1"/>
+              <w:right w:val="single" w:color="CCCCCC" w:sz="1"/>
+            </w:tcBorders>
+            <w:shd w:fill="F2F2F2" w:val="clear"/>
+            <w:tcMar>
+              <w:top w:type="dxa" w:w="80"/>
+              <w:left w:type="dxa" w:w="160"/>
+              <w:bottom w:type="dxa" w:w="80"/>
+              <w:right w:type="dxa" w:w="160"/>
+            </w:tcMar>
+            <w:vAlign w:val="center"/>
+          </w:tcPr>
+          <w:p>
+            <w:pPr>
+              <w:jc w:val="center"/>
+            </w:pPr>
+            <w:r>
+              <w:rPr>
+                <w:rFonts w:ascii="Malgun Gothic" w:cs="Malgun Gothic" w:eastAsia="Malgun Gothic" w:hAnsi="Malgun Gothic"/>
+                <w:b w:val="false"/>
+                <w:bCs w:val="false"/>
+                <w:color w:val="000000"/>
+                <w:sz w:val="18"/>
+                <w:szCs w:val="18"/>
+              </w:rPr>
+              <w:t xml:space="preserve">8789.8</w:t>
+            </w:r>
+          </w:p>
+        </w:tc>
+        <w:tc>
+          <w:tcPr>
+            <w:tcW w:type="dxa" w:w="700"/>
+            <w:tcBorders>
+              <w:top w:val="single" w:color="CCCCCC" w:sz="1"/>
+              <w:left w:val="single" w:color="CCCCCC" w:sz="1"/>
+              <w:bottom w:val="single" w:color="CCCCCC" w:sz="1"/>
+              <w:right w:val="single" w:color="CCCCCC" w:sz="1"/>
+            </w:tcBorders>
+            <w:shd w:fill="F2F2F2" w:val="clear"/>
+            <w:tcMar>
+              <w:top w:type="dxa" w:w="80"/>
+              <w:left w:type="dxa" w:w="160"/>
+              <w:bottom w:type="dxa" w:w="80"/>
+              <w:right w:type="dxa" w:w="160"/>
+            </w:tcMar>
+            <w:vAlign w:val="center"/>
+          </w:tcPr>
+          <w:p>
+            <w:pPr>
+              <w:jc w:val="center"/>
+            </w:pPr>
+            <w:r>
+              <w:rPr>
+                <w:rFonts w:ascii="Malgun Gothic" w:cs="Malgun Gothic" w:eastAsia="Malgun Gothic" w:hAnsi="Malgun Gothic"/>
+                <w:b w:val="false"/>
+                <w:bCs w:val="false"/>
+                <w:color w:val="000000"/>
+                <w:sz w:val="18"/>
+                <w:szCs w:val="18"/>
+              </w:rPr>
+              <w:t xml:space="preserve">8719.1</w:t>
+            </w:r>
+          </w:p>
+        </w:tc>
+        <w:tc>
+          <w:tcPr>
+            <w:tcW w:type="dxa" w:w="700"/>
+            <w:tcBorders>
+              <w:top w:val="single" w:color="CCCCCC" w:sz="1"/>
+              <w:left w:val="single" w:color="CCCCCC" w:sz="1"/>
+              <w:bottom w:val="single" w:color="CCCCCC" w:sz="1"/>
+              <w:right w:val="single" w:color="CCCCCC" w:sz="1"/>
+            </w:tcBorders>
+            <w:shd w:fill="F2F2F2" w:val="clear"/>
+            <w:tcMar>
+              <w:top w:type="dxa" w:w="80"/>
+              <w:left w:type="dxa" w:w="160"/>
+              <w:bottom w:type="dxa" w:w="80"/>
+              <w:right w:type="dxa" w:w="160"/>
+            </w:tcMar>
+            <w:vAlign w:val="center"/>
+          </w:tcPr>
+          <w:p>
+            <w:pPr>
+              <w:jc w:val="center"/>
+            </w:pPr>
+            <w:r>
+              <w:rPr>
+                <w:rFonts w:ascii="Malgun Gothic" w:cs="Malgun Gothic" w:eastAsia="Malgun Gothic" w:hAnsi="Malgun Gothic"/>
+                <w:b w:val="false"/>
+                <w:bCs w:val="false"/>
+                <w:color w:val="000000"/>
+                <w:sz w:val="18"/>
+                <w:szCs w:val="18"/>
+              </w:rPr>
+              <w:t xml:space="preserve">8735.9</w:t>
+            </w:r>
+          </w:p>
+        </w:tc>
+        <w:tc>
+          <w:tcPr>
+            <w:tcW w:type="dxa" w:w="800"/>
+            <w:tcBorders>
+              <w:top w:val="single" w:color="CCCCCC" w:sz="1"/>
+              <w:left w:val="single" w:color="CCCCCC" w:sz="1"/>
+              <w:bottom w:val="single" w:color="CCCCCC" w:sz="1"/>
+              <w:right w:val="single" w:color="CCCCCC" w:sz="1"/>
+            </w:tcBorders>
+            <w:shd w:fill="F2F2F2" w:val="clear"/>
+            <w:tcMar>
+              <w:top w:type="dxa" w:w="80"/>
+              <w:left w:type="dxa" w:w="160"/>
+              <w:bottom w:type="dxa" w:w="80"/>
+              <w:right w:type="dxa" w:w="160"/>
+            </w:tcMar>
+            <w:vAlign w:val="center"/>
+          </w:tcPr>
+          <w:p>
+            <w:pPr>
+              <w:jc w:val="center"/>
+            </w:pPr>
+            <w:r>
+              <w:rPr>
+                <w:rFonts w:ascii="Malgun Gothic" w:cs="Malgun Gothic" w:eastAsia="Malgun Gothic" w:hAnsi="Malgun Gothic"/>
+                <w:b w:val="false"/>
+                <w:bCs w:val="false"/>
+                <w:color w:val="000000"/>
+                <w:sz w:val="18"/>
+                <w:szCs w:val="18"/>
+              </w:rPr>
+              <w:t xml:space="preserve">1875.6</w:t>
+            </w:r>
+          </w:p>
+        </w:tc>
+        <w:tc>
+          <w:tcPr>
+            <w:tcW w:type="dxa" w:w="900"/>
+            <w:tcBorders>
+              <w:top w:val="single" w:color="CCCCCC" w:sz="1"/>
+              <w:left w:val="single" w:color="CCCCCC" w:sz="1"/>
+              <w:bottom w:val="single" w:color="CCCCCC" w:sz="1"/>
+              <w:right w:val="single" w:color="CCCCCC" w:sz="1"/>
+            </w:tcBorders>
+            <w:shd w:fill="F2F2F2" w:val="clear"/>
+            <w:tcMar>
+              <w:top w:type="dxa" w:w="80"/>
+              <w:left w:type="dxa" w:w="160"/>
+              <w:bottom w:type="dxa" w:w="80"/>
+              <w:right w:type="dxa" w:w="160"/>
+            </w:tcMar>
+            <w:vAlign w:val="center"/>
+          </w:tcPr>
+          <w:p>
+            <w:pPr>
+              <w:jc w:val="center"/>
+            </w:pPr>
+            <w:r>
+              <w:rPr>
+                <w:rFonts w:ascii="Malgun Gothic" w:cs="Malgun Gothic" w:eastAsia="Malgun Gothic" w:hAnsi="Malgun Gothic"/>
+                <w:b w:val="false"/>
+                <w:bCs w:val="false"/>
+                <w:color w:val="000000"/>
+                <w:sz w:val="18"/>
+                <w:szCs w:val="18"/>
+              </w:rPr>
+              <w:t xml:space="preserve">0.0716</w:t>
+            </w:r>
+          </w:p>
+        </w:tc>
+        <w:tc>
+          <w:tcPr>
+            <w:tcW w:type="dxa" w:w="900"/>
+            <w:tcBorders>
+              <w:top w:val="single" w:color="CCCCCC" w:sz="1"/>
+              <w:left w:val="single" w:color="CCCCCC" w:sz="1"/>
+              <w:bottom w:val="single" w:color="CCCCCC" w:sz="1"/>
+              <w:right w:val="single" w:color="CCCCCC" w:sz="1"/>
+            </w:tcBorders>
+            <w:shd w:fill="F2F2F2" w:val="clear"/>
+            <w:tcMar>
+              <w:top w:type="dxa" w:w="80"/>
+              <w:left w:type="dxa" w:w="160"/>
+              <w:bottom w:type="dxa" w:w="80"/>
+              <w:right w:type="dxa" w:w="160"/>
+            </w:tcMar>
+            <w:vAlign w:val="center"/>
+          </w:tcPr>
+          <w:p>
+            <w:pPr>
+              <w:jc w:val="center"/>
+            </w:pPr>
+            <w:r>
+              <w:rPr>
+                <w:rFonts w:ascii="Malgun Gothic" w:cs="Malgun Gothic" w:eastAsia="Malgun Gothic" w:hAnsi="Malgun Gothic"/>
+                <w:b w:val="false"/>
+                <w:bCs w:val="false"/>
+                <w:color w:val="000000"/>
+                <w:sz w:val="18"/>
+                <w:szCs w:val="18"/>
+              </w:rPr>
+              <w:t xml:space="preserve">0.00935</w:t>
+            </w:r>
+          </w:p>
+        </w:tc>
+        <w:tc>
+          <w:tcPr>
+            <w:tcW w:type="dxa" w:w="1000"/>
+            <w:tcBorders>
+              <w:top w:val="single" w:color="CCCCCC" w:sz="1"/>
+              <w:left w:val="single" w:color="CCCCCC" w:sz="1"/>
+              <w:bottom w:val="single" w:color="CCCCCC" w:sz="1"/>
+              <w:right w:val="single" w:color="CCCCCC" w:sz="1"/>
+            </w:tcBorders>
+            <w:shd w:fill="F2F2F2" w:val="clear"/>
+            <w:tcMar>
+              <w:top w:type="dxa" w:w="80"/>
+              <w:left w:type="dxa" w:w="160"/>
+              <w:bottom w:type="dxa" w:w="80"/>
+              <w:right w:type="dxa" w:w="160"/>
+            </w:tcMar>
+            <w:vAlign w:val="center"/>
+          </w:tcPr>
+          <w:p>
+            <w:pPr>
+              <w:jc w:val="center"/>
+            </w:pPr>
+            <w:r>
+              <w:rPr>
+                <w:rFonts w:ascii="Malgun Gothic" w:cs="Malgun Gothic" w:eastAsia="Malgun Gothic" w:hAnsi="Malgun Gothic"/>
+                <w:b w:val="false"/>
+                <w:bCs w:val="false"/>
+                <w:color w:val="000000"/>
+                <w:sz w:val="18"/>
+                <w:szCs w:val="18"/>
+              </w:rPr>
+              <w:t xml:space="preserve">1.015</w:t>
+            </w:r>
+          </w:p>
+        </w:tc>
+        <w:tc>
+          <w:tcPr>
+            <w:tcW w:type="dxa" w:w="1000"/>
+            <w:tcBorders>
+              <w:top w:val="single" w:color="CCCCCC" w:sz="1"/>
+              <w:left w:val="single" w:color="CCCCCC" w:sz="1"/>
+              <w:bottom w:val="single" w:color="CCCCCC" w:sz="1"/>
+              <w:right w:val="single" w:color="CCCCCC" w:sz="1"/>
+            </w:tcBorders>
+            <w:shd w:fill="F2F2F2" w:val="clear"/>
+            <w:tcMar>
+              <w:top w:type="dxa" w:w="80"/>
+              <w:left w:type="dxa" w:w="160"/>
+              <w:bottom w:type="dxa" w:w="80"/>
+              <w:right w:type="dxa" w:w="160"/>
+            </w:tcMar>
+            <w:vAlign w:val="center"/>
+          </w:tcPr>
+          <w:p>
+            <w:pPr>
+              <w:jc w:val="center"/>
+            </w:pPr>
+            <w:r>
+              <w:rPr>
+                <w:rFonts w:ascii="Malgun Gothic" w:cs="Malgun Gothic" w:eastAsia="Malgun Gothic" w:hAnsi="Malgun Gothic"/>
+                <w:b w:val="false"/>
+                <w:bCs w:val="false"/>
+                <w:color w:val="000000"/>
+                <w:sz w:val="18"/>
+                <w:szCs w:val="18"/>
+              </w:rPr>
+              <w:t xml:space="preserve">0.194</w:t>
+            </w:r>
+          </w:p>
+        </w:tc>
+      </w:tr>
+      <w:tr>
+        <w:tc>
+          <w:tcPr>
+            <w:tcW w:type="dxa" w:w="1700"/>
+            <w:tcBorders>
+              <w:top w:val="single" w:color="CCCCCC" w:sz="1"/>
+              <w:left w:val="single" w:color="CCCCCC" w:sz="1"/>
+              <w:bottom w:val="single" w:color="CCCCCC" w:sz="1"/>
+              <w:right w:val="single" w:color="CCCCCC" w:sz="1"/>
+            </w:tcBorders>
+            <w:shd w:fill="FFFFFF" w:val="clear"/>
+            <w:tcMar>
+              <w:top w:type="dxa" w:w="80"/>
+              <w:left w:type="dxa" w:w="160"/>
+              <w:bottom w:type="dxa" w:w="80"/>
+              <w:right w:type="dxa" w:w="160"/>
+            </w:tcMar>
+            <w:vAlign w:val="center"/>
+          </w:tcPr>
+          <w:p>
+            <w:pPr>
+              <w:jc w:val="left"/>
+            </w:pPr>
+            <w:r>
+              <w:rPr>
+                <w:rFonts w:ascii="Malgun Gothic" w:cs="Malgun Gothic" w:eastAsia="Malgun Gothic" w:hAnsi="Malgun Gothic"/>
+                <w:b w:val="false"/>
+                <w:bCs w:val="false"/>
+                <w:color w:val="000000"/>
+                <w:sz w:val="18"/>
+                <w:szCs w:val="18"/>
+              </w:rPr>
+              <w:t xml:space="preserve">2020-01-14 23:00</w:t>
+            </w:r>
+          </w:p>
+        </w:tc>
+        <w:tc>
+          <w:tcPr>
+            <w:tcW w:type="dxa" w:w="700"/>
+            <w:tcBorders>
+              <w:top w:val="single" w:color="CCCCCC" w:sz="1"/>
+              <w:left w:val="single" w:color="CCCCCC" w:sz="1"/>
+              <w:bottom w:val="single" w:color="CCCCCC" w:sz="1"/>
+              <w:right w:val="single" w:color="CCCCCC" w:sz="1"/>
+            </w:tcBorders>
+            <w:shd w:fill="FFFFFF" w:val="clear"/>
+            <w:tcMar>
+              <w:top w:type="dxa" w:w="80"/>
+              <w:left w:type="dxa" w:w="160"/>
+              <w:bottom w:type="dxa" w:w="80"/>
+              <w:right w:type="dxa" w:w="160"/>
+            </w:tcMar>
+            <w:vAlign w:val="center"/>
+          </w:tcPr>
+          <w:p>
+            <w:pPr>
+              <w:jc w:val="center"/>
+            </w:pPr>
+            <w:r>
+              <w:rPr>
+                <w:rFonts w:ascii="Malgun Gothic" w:cs="Malgun Gothic" w:eastAsia="Malgun Gothic" w:hAnsi="Malgun Gothic"/>
+                <w:b w:val="false"/>
+                <w:bCs w:val="false"/>
+                <w:color w:val="000000"/>
+                <w:sz w:val="18"/>
+                <w:szCs w:val="18"/>
+              </w:rPr>
+              <w:t xml:space="preserve">8736.0</w:t>
+            </w:r>
+          </w:p>
+        </w:tc>
+        <w:tc>
+          <w:tcPr>
+            <w:tcW w:type="dxa" w:w="700"/>
+            <w:tcBorders>
+              <w:top w:val="single" w:color="CCCCCC" w:sz="1"/>
+              <w:left w:val="single" w:color="CCCCCC" w:sz="1"/>
+              <w:bottom w:val="single" w:color="CCCCCC" w:sz="1"/>
+              <w:right w:val="single" w:color="CCCCCC" w:sz="1"/>
+            </w:tcBorders>
+            <w:shd w:fill="FFFFFF" w:val="clear"/>
+            <w:tcMar>
+              <w:top w:type="dxa" w:w="80"/>
+              <w:left w:type="dxa" w:w="160"/>
+              <w:bottom w:type="dxa" w:w="80"/>
+              <w:right w:type="dxa" w:w="160"/>
+            </w:tcMar>
+            <w:vAlign w:val="center"/>
+          </w:tcPr>
+          <w:p>
+            <w:pPr>
+              <w:jc w:val="center"/>
+            </w:pPr>
+            <w:r>
+              <w:rPr>
+                <w:rFonts w:ascii="Malgun Gothic" w:cs="Malgun Gothic" w:eastAsia="Malgun Gothic" w:hAnsi="Malgun Gothic"/>
+                <w:b w:val="false"/>
+                <w:bCs w:val="false"/>
+                <w:color w:val="000000"/>
+                <w:sz w:val="18"/>
+                <w:szCs w:val="18"/>
+              </w:rPr>
+              <w:t xml:space="preserve">8880.0</w:t>
+            </w:r>
+          </w:p>
+        </w:tc>
+        <w:tc>
+          <w:tcPr>
+            <w:tcW w:type="dxa" w:w="700"/>
+            <w:tcBorders>
+              <w:top w:val="single" w:color="CCCCCC" w:sz="1"/>
+              <w:left w:val="single" w:color="CCCCCC" w:sz="1"/>
+              <w:bottom w:val="single" w:color="CCCCCC" w:sz="1"/>
+              <w:right w:val="single" w:color="CCCCCC" w:sz="1"/>
+            </w:tcBorders>
+            <w:shd w:fill="FFFFFF" w:val="clear"/>
+            <w:tcMar>
+              <w:top w:type="dxa" w:w="80"/>
+              <w:left w:type="dxa" w:w="160"/>
+              <w:bottom w:type="dxa" w:w="80"/>
+              <w:right w:type="dxa" w:w="160"/>
+            </w:tcMar>
+            <w:vAlign w:val="center"/>
+          </w:tcPr>
+          <w:p>
+            <w:pPr>
+              <w:jc w:val="center"/>
+            </w:pPr>
+            <w:r>
+              <w:rPr>
+                <w:rFonts w:ascii="Malgun Gothic" w:cs="Malgun Gothic" w:eastAsia="Malgun Gothic" w:hAnsi="Malgun Gothic"/>
+                <w:b w:val="false"/>
+                <w:bCs w:val="false"/>
+                <w:color w:val="000000"/>
+                <w:sz w:val="18"/>
+                <w:szCs w:val="18"/>
+              </w:rPr>
+              <w:t xml:space="preserve">8722.0</w:t>
+            </w:r>
+          </w:p>
+        </w:tc>
+        <w:tc>
+          <w:tcPr>
+            <w:tcW w:type="dxa" w:w="700"/>
+            <w:tcBorders>
+              <w:top w:val="single" w:color="CCCCCC" w:sz="1"/>
+              <w:left w:val="single" w:color="CCCCCC" w:sz="1"/>
+              <w:bottom w:val="single" w:color="CCCCCC" w:sz="1"/>
+              <w:right w:val="single" w:color="CCCCCC" w:sz="1"/>
+            </w:tcBorders>
+            <w:shd w:fill="FFFFFF" w:val="clear"/>
+            <w:tcMar>
+              <w:top w:type="dxa" w:w="80"/>
+              <w:left w:type="dxa" w:w="160"/>
+              <w:bottom w:type="dxa" w:w="80"/>
+              <w:right w:type="dxa" w:w="160"/>
+            </w:tcMar>
+            <w:vAlign w:val="center"/>
+          </w:tcPr>
+          <w:p>
+            <w:pPr>
+              <w:jc w:val="center"/>
+            </w:pPr>
+            <w:r>
+              <w:rPr>
+                <w:rFonts w:ascii="Malgun Gothic" w:cs="Malgun Gothic" w:eastAsia="Malgun Gothic" w:hAnsi="Malgun Gothic"/>
+                <w:b w:val="false"/>
+                <w:bCs w:val="false"/>
+                <w:color w:val="000000"/>
+                <w:sz w:val="18"/>
+                <w:szCs w:val="18"/>
+              </w:rPr>
+              <w:t xml:space="preserve">8810.0</w:t>
+            </w:r>
+          </w:p>
+        </w:tc>
+        <w:tc>
+          <w:tcPr>
+            <w:tcW w:type="dxa" w:w="800"/>
+            <w:tcBorders>
+              <w:top w:val="single" w:color="CCCCCC" w:sz="1"/>
+              <w:left w:val="single" w:color="CCCCCC" w:sz="1"/>
+              <w:bottom w:val="single" w:color="CCCCCC" w:sz="1"/>
+              <w:right w:val="single" w:color="CCCCCC" w:sz="1"/>
+            </w:tcBorders>
+            <w:shd w:fill="FFFFFF" w:val="clear"/>
+            <w:tcMar>
+              <w:top w:type="dxa" w:w="80"/>
+              <w:left w:type="dxa" w:w="160"/>
+              <w:bottom w:type="dxa" w:w="80"/>
+              <w:right w:type="dxa" w:w="160"/>
+            </w:tcMar>
+            <w:vAlign w:val="center"/>
+          </w:tcPr>
+          <w:p>
+            <w:pPr>
+              <w:jc w:val="center"/>
+            </w:pPr>
+            <w:r>
+              <w:rPr>
+                <w:rFonts w:ascii="Malgun Gothic" w:cs="Malgun Gothic" w:eastAsia="Malgun Gothic" w:hAnsi="Malgun Gothic"/>
+                <w:b w:val="false"/>
+                <w:bCs w:val="false"/>
+                <w:color w:val="000000"/>
+                <w:sz w:val="18"/>
+                <w:szCs w:val="18"/>
+              </w:rPr>
+              <w:t xml:space="preserve">4718.1</w:t>
+            </w:r>
+          </w:p>
+        </w:tc>
+        <w:tc>
+          <w:tcPr>
+            <w:tcW w:type="dxa" w:w="900"/>
+            <w:tcBorders>
+              <w:top w:val="single" w:color="CCCCCC" w:sz="1"/>
+              <w:left w:val="single" w:color="CCCCCC" w:sz="1"/>
+              <w:bottom w:val="single" w:color="CCCCCC" w:sz="1"/>
+              <w:right w:val="single" w:color="CCCCCC" w:sz="1"/>
+            </w:tcBorders>
+            <w:shd w:fill="FFFFFF" w:val="clear"/>
+            <w:tcMar>
+              <w:top w:type="dxa" w:w="80"/>
+              <w:left w:type="dxa" w:w="160"/>
+              <w:bottom w:type="dxa" w:w="80"/>
+              <w:right w:type="dxa" w:w="160"/>
+            </w:tcMar>
+            <w:vAlign w:val="center"/>
+          </w:tcPr>
+          <w:p>
+            <w:pPr>
+              <w:jc w:val="center"/>
+            </w:pPr>
+            <w:r>
+              <w:rPr>
+                <w:rFonts w:ascii="Malgun Gothic" w:cs="Malgun Gothic" w:eastAsia="Malgun Gothic" w:hAnsi="Malgun Gothic"/>
+                <w:b w:val="false"/>
+                <w:bCs w:val="false"/>
+                <w:color w:val="000000"/>
+                <w:sz w:val="18"/>
+                <w:szCs w:val="18"/>
+              </w:rPr>
+              <w:t xml:space="preserve">0.0796</w:t>
+            </w:r>
+          </w:p>
+        </w:tc>
+        <w:tc>
+          <w:tcPr>
+            <w:tcW w:type="dxa" w:w="900"/>
+            <w:tcBorders>
+              <w:top w:val="single" w:color="CCCCCC" w:sz="1"/>
+              <w:left w:val="single" w:color="CCCCCC" w:sz="1"/>
+              <w:bottom w:val="single" w:color="CCCCCC" w:sz="1"/>
+              <w:right w:val="single" w:color="CCCCCC" w:sz="1"/>
+            </w:tcBorders>
+            <w:shd w:fill="FFFFFF" w:val="clear"/>
+            <w:tcMar>
+              <w:top w:type="dxa" w:w="80"/>
+              <w:left w:type="dxa" w:w="160"/>
+              <w:bottom w:type="dxa" w:w="80"/>
+              <w:right w:type="dxa" w:w="160"/>
+            </w:tcMar>
+            <w:vAlign w:val="center"/>
+          </w:tcPr>
+          <w:p>
+            <w:pPr>
+              <w:jc w:val="center"/>
+            </w:pPr>
+            <w:r>
+              <w:rPr>
+                <w:rFonts w:ascii="Malgun Gothic" w:cs="Malgun Gothic" w:eastAsia="Malgun Gothic" w:hAnsi="Malgun Gothic"/>
+                <w:b w:val="false"/>
+                <w:bCs w:val="false"/>
+                <w:color w:val="000000"/>
+                <w:sz w:val="18"/>
+                <w:szCs w:val="18"/>
+              </w:rPr>
+              <w:t xml:space="preserve">0.00925</w:t>
+            </w:r>
+          </w:p>
+        </w:tc>
+        <w:tc>
+          <w:tcPr>
+            <w:tcW w:type="dxa" w:w="1000"/>
+            <w:tcBorders>
+              <w:top w:val="single" w:color="CCCCCC" w:sz="1"/>
+              <w:left w:val="single" w:color="CCCCCC" w:sz="1"/>
+              <w:bottom w:val="single" w:color="CCCCCC" w:sz="1"/>
+              <w:right w:val="single" w:color="CCCCCC" w:sz="1"/>
+            </w:tcBorders>
+            <w:shd w:fill="FFFFFF" w:val="clear"/>
+            <w:tcMar>
+              <w:top w:type="dxa" w:w="80"/>
+              <w:left w:type="dxa" w:w="160"/>
+              <w:bottom w:type="dxa" w:w="80"/>
+              <w:right w:type="dxa" w:w="160"/>
+            </w:tcMar>
+            <w:vAlign w:val="center"/>
+          </w:tcPr>
+          <w:p>
+            <w:pPr>
+              <w:jc w:val="center"/>
+            </w:pPr>
+            <w:r>
+              <w:rPr>
+                <w:rFonts w:ascii="Malgun Gothic" w:cs="Malgun Gothic" w:eastAsia="Malgun Gothic" w:hAnsi="Malgun Gothic"/>
+                <w:b w:val="false"/>
+                <w:bCs w:val="false"/>
+                <w:color w:val="000000"/>
+                <w:sz w:val="18"/>
+                <w:szCs w:val="18"/>
+              </w:rPr>
+              <w:t xml:space="preserve">1.300</w:t>
+            </w:r>
+          </w:p>
+        </w:tc>
+        <w:tc>
+          <w:tcPr>
+            <w:tcW w:type="dxa" w:w="1000"/>
+            <w:tcBorders>
+              <w:top w:val="single" w:color="CCCCCC" w:sz="1"/>
+              <w:left w:val="single" w:color="CCCCCC" w:sz="1"/>
+              <w:bottom w:val="single" w:color="CCCCCC" w:sz="1"/>
+              <w:right w:val="single" w:color="CCCCCC" w:sz="1"/>
+            </w:tcBorders>
+            <w:shd w:fill="FFFFFF" w:val="clear"/>
+            <w:tcMar>
+              <w:top w:type="dxa" w:w="80"/>
+              <w:left w:type="dxa" w:w="160"/>
+              <w:bottom w:type="dxa" w:w="80"/>
+              <w:right w:type="dxa" w:w="160"/>
+            </w:tcMar>
+            <w:vAlign w:val="center"/>
+          </w:tcPr>
+          <w:p>
+            <w:pPr>
+              <w:jc w:val="center"/>
+            </w:pPr>
+            <w:r>
+              <w:rPr>
+                <w:rFonts w:ascii="Malgun Gothic" w:cs="Malgun Gothic" w:eastAsia="Malgun Gothic" w:hAnsi="Malgun Gothic"/>
+                <w:b w:val="false"/>
+                <w:bCs w:val="false"/>
+                <w:color w:val="000000"/>
+                <w:sz w:val="18"/>
+                <w:szCs w:val="18"/>
+              </w:rPr>
+              <w:t xml:space="preserve">0.059</w:t>
+            </w:r>
+          </w:p>
+        </w:tc>
+      </w:tr>
+      <w:tr>
+        <w:tc>
+          <w:tcPr>
+            <w:tcW w:type="dxa" w:w="1700"/>
+            <w:tcBorders>
+              <w:top w:val="single" w:color="CCCCCC" w:sz="1"/>
+              <w:left w:val="single" w:color="CCCCCC" w:sz="1"/>
+              <w:bottom w:val="single" w:color="CCCCCC" w:sz="1"/>
+              <w:right w:val="single" w:color="CCCCCC" w:sz="1"/>
+            </w:tcBorders>
+            <w:shd w:fill="F2F2F2" w:val="clear"/>
+            <w:tcMar>
+              <w:top w:type="dxa" w:w="80"/>
+              <w:left w:type="dxa" w:w="160"/>
+              <w:bottom w:type="dxa" w:w="80"/>
+              <w:right w:type="dxa" w:w="160"/>
+            </w:tcMar>
+            <w:vAlign w:val="center"/>
+          </w:tcPr>
+          <w:p>
+            <w:pPr>
+              <w:jc w:val="left"/>
+            </w:pPr>
+            <w:r>
+              <w:rPr>
+                <w:rFonts w:ascii="Malgun Gothic" w:cs="Malgun Gothic" w:eastAsia="Malgun Gothic" w:hAnsi="Malgun Gothic"/>
+                <w:b w:val="false"/>
+                <w:bCs w:val="false"/>
+                <w:color w:val="000000"/>
+                <w:sz w:val="18"/>
+                <w:szCs w:val="18"/>
+              </w:rPr>
+              <w:t xml:space="preserve">2020-01-15 00:00</w:t>
+            </w:r>
+          </w:p>
+        </w:tc>
+        <w:tc>
+          <w:tcPr>
+            <w:tcW w:type="dxa" w:w="700"/>
+            <w:tcBorders>
+              <w:top w:val="single" w:color="CCCCCC" w:sz="1"/>
+              <w:left w:val="single" w:color="CCCCCC" w:sz="1"/>
+              <w:bottom w:val="single" w:color="CCCCCC" w:sz="1"/>
+              <w:right w:val="single" w:color="CCCCCC" w:sz="1"/>
+            </w:tcBorders>
+            <w:shd w:fill="F2F2F2" w:val="clear"/>
+            <w:tcMar>
+              <w:top w:type="dxa" w:w="80"/>
+              <w:left w:type="dxa" w:w="160"/>
+              <w:bottom w:type="dxa" w:w="80"/>
+              <w:right w:type="dxa" w:w="160"/>
+            </w:tcMar>
+            <w:vAlign w:val="center"/>
+          </w:tcPr>
+          <w:p>
+            <w:pPr>
+              <w:jc w:val="center"/>
+            </w:pPr>
+            <w:r>
+              <w:rPr>
+                <w:rFonts w:ascii="Malgun Gothic" w:cs="Malgun Gothic" w:eastAsia="Malgun Gothic" w:hAnsi="Malgun Gothic"/>
+                <w:b w:val="false"/>
+                <w:bCs w:val="false"/>
+                <w:color w:val="000000"/>
+                <w:sz w:val="18"/>
+                <w:szCs w:val="18"/>
+              </w:rPr>
+              <w:t xml:space="preserve">8814.6</w:t>
+            </w:r>
+          </w:p>
+        </w:tc>
+        <w:tc>
+          <w:tcPr>
+            <w:tcW w:type="dxa" w:w="700"/>
+            <w:tcBorders>
+              <w:top w:val="single" w:color="CCCCCC" w:sz="1"/>
+              <w:left w:val="single" w:color="CCCCCC" w:sz="1"/>
+              <w:bottom w:val="single" w:color="CCCCCC" w:sz="1"/>
+              <w:right w:val="single" w:color="CCCCCC" w:sz="1"/>
+            </w:tcBorders>
+            <w:shd w:fill="F2F2F2" w:val="clear"/>
+            <w:tcMar>
+              <w:top w:type="dxa" w:w="80"/>
+              <w:left w:type="dxa" w:w="160"/>
+              <w:bottom w:type="dxa" w:w="80"/>
+              <w:right w:type="dxa" w:w="160"/>
+            </w:tcMar>
+            <w:vAlign w:val="center"/>
+          </w:tcPr>
+          <w:p>
+            <w:pPr>
+              <w:jc w:val="center"/>
+            </w:pPr>
+            <w:r>
+              <w:rPr>
+                <w:rFonts w:ascii="Malgun Gothic" w:cs="Malgun Gothic" w:eastAsia="Malgun Gothic" w:hAnsi="Malgun Gothic"/>
+                <w:b w:val="false"/>
+                <w:bCs w:val="false"/>
+                <w:color w:val="000000"/>
+                <w:sz w:val="18"/>
+                <w:szCs w:val="18"/>
+              </w:rPr>
+              <w:t xml:space="preserve">8900.0</w:t>
+            </w:r>
+          </w:p>
+        </w:tc>
+        <w:tc>
+          <w:tcPr>
+            <w:tcW w:type="dxa" w:w="700"/>
+            <w:tcBorders>
+              <w:top w:val="single" w:color="CCCCCC" w:sz="1"/>
+              <w:left w:val="single" w:color="CCCCCC" w:sz="1"/>
+              <w:bottom w:val="single" w:color="CCCCCC" w:sz="1"/>
+              <w:right w:val="single" w:color="CCCCCC" w:sz="1"/>
+            </w:tcBorders>
+            <w:shd w:fill="F2F2F2" w:val="clear"/>
+            <w:tcMar>
+              <w:top w:type="dxa" w:w="80"/>
+              <w:left w:type="dxa" w:w="160"/>
+              <w:bottom w:type="dxa" w:w="80"/>
+              <w:right w:type="dxa" w:w="160"/>
+            </w:tcMar>
+            <w:vAlign w:val="center"/>
+          </w:tcPr>
+          <w:p>
+            <w:pPr>
+              <w:jc w:val="center"/>
+            </w:pPr>
+            <w:r>
+              <w:rPr>
+                <w:rFonts w:ascii="Malgun Gothic" w:cs="Malgun Gothic" w:eastAsia="Malgun Gothic" w:hAnsi="Malgun Gothic"/>
+                <w:b w:val="false"/>
+                <w:bCs w:val="false"/>
+                <w:color w:val="000000"/>
+                <w:sz w:val="18"/>
+                <w:szCs w:val="18"/>
+              </w:rPr>
+              <w:t xml:space="preserve">8701.0</w:t>
+            </w:r>
+          </w:p>
+        </w:tc>
+        <w:tc>
+          <w:tcPr>
+            <w:tcW w:type="dxa" w:w="700"/>
+            <w:tcBorders>
+              <w:top w:val="single" w:color="CCCCCC" w:sz="1"/>
+              <w:left w:val="single" w:color="CCCCCC" w:sz="1"/>
+              <w:bottom w:val="single" w:color="CCCCCC" w:sz="1"/>
+              <w:right w:val="single" w:color="CCCCCC" w:sz="1"/>
+            </w:tcBorders>
+            <w:shd w:fill="F2F2F2" w:val="clear"/>
+            <w:tcMar>
+              <w:top w:type="dxa" w:w="80"/>
+              <w:left w:type="dxa" w:w="160"/>
+              <w:bottom w:type="dxa" w:w="80"/>
+              <w:right w:type="dxa" w:w="160"/>
+            </w:tcMar>
+            <w:vAlign w:val="center"/>
+          </w:tcPr>
+          <w:p>
+            <w:pPr>
+              <w:jc w:val="center"/>
+            </w:pPr>
+            <w:r>
+              <w:rPr>
+                <w:rFonts w:ascii="Malgun Gothic" w:cs="Malgun Gothic" w:eastAsia="Malgun Gothic" w:hAnsi="Malgun Gothic"/>
+                <w:b w:val="false"/>
+                <w:bCs w:val="false"/>
+                <w:color w:val="000000"/>
+                <w:sz w:val="18"/>
+                <w:szCs w:val="18"/>
+              </w:rPr>
+              <w:t xml:space="preserve">8772.9</w:t>
+            </w:r>
+          </w:p>
+        </w:tc>
+        <w:tc>
+          <w:tcPr>
+            <w:tcW w:type="dxa" w:w="800"/>
+            <w:tcBorders>
+              <w:top w:val="single" w:color="CCCCCC" w:sz="1"/>
+              <w:left w:val="single" w:color="CCCCCC" w:sz="1"/>
+              <w:bottom w:val="single" w:color="CCCCCC" w:sz="1"/>
+              <w:right w:val="single" w:color="CCCCCC" w:sz="1"/>
+            </w:tcBorders>
+            <w:shd w:fill="F2F2F2" w:val="clear"/>
+            <w:tcMar>
+              <w:top w:type="dxa" w:w="80"/>
+              <w:left w:type="dxa" w:w="160"/>
+              <w:bottom w:type="dxa" w:w="80"/>
+              <w:right w:type="dxa" w:w="160"/>
+            </w:tcMar>
+            <w:vAlign w:val="center"/>
+          </w:tcPr>
+          <w:p>
+            <w:pPr>
+              <w:jc w:val="center"/>
+            </w:pPr>
+            <w:r>
+              <w:rPr>
+                <w:rFonts w:ascii="Malgun Gothic" w:cs="Malgun Gothic" w:eastAsia="Malgun Gothic" w:hAnsi="Malgun Gothic"/>
+                <w:b w:val="false"/>
+                <w:bCs w:val="false"/>
+                <w:color w:val="000000"/>
+                <w:sz w:val="18"/>
+                <w:szCs w:val="18"/>
+              </w:rPr>
+              <w:t xml:space="preserve">8982.4</w:t>
+            </w:r>
+          </w:p>
+        </w:tc>
+        <w:tc>
+          <w:tcPr>
+            <w:tcW w:type="dxa" w:w="900"/>
+            <w:tcBorders>
+              <w:top w:val="single" w:color="CCCCCC" w:sz="1"/>
+              <w:left w:val="single" w:color="CCCCCC" w:sz="1"/>
+              <w:bottom w:val="single" w:color="CCCCCC" w:sz="1"/>
+              <w:right w:val="single" w:color="CCCCCC" w:sz="1"/>
+            </w:tcBorders>
+            <w:shd w:fill="F2F2F2" w:val="clear"/>
+            <w:tcMar>
+              <w:top w:type="dxa" w:w="80"/>
+              <w:left w:type="dxa" w:w="160"/>
+              <w:bottom w:type="dxa" w:w="80"/>
+              <w:right w:type="dxa" w:w="160"/>
+            </w:tcMar>
+            <w:vAlign w:val="center"/>
+          </w:tcPr>
+          <w:p>
+            <w:pPr>
+              <w:jc w:val="center"/>
+            </w:pPr>
+            <w:r>
+              <w:rPr>
+                <w:rFonts w:ascii="Malgun Gothic" w:cs="Malgun Gothic" w:eastAsia="Malgun Gothic" w:hAnsi="Malgun Gothic"/>
+                <w:b w:val="false"/>
+                <w:bCs w:val="false"/>
+                <w:color w:val="000000"/>
+                <w:sz w:val="18"/>
+                <w:szCs w:val="18"/>
+              </w:rPr>
+              <w:t xml:space="preserve">0.0751</w:t>
+            </w:r>
+          </w:p>
+        </w:tc>
+        <w:tc>
+          <w:tcPr>
+            <w:tcW w:type="dxa" w:w="900"/>
+            <w:tcBorders>
+              <w:top w:val="single" w:color="CCCCCC" w:sz="1"/>
+              <w:left w:val="single" w:color="CCCCCC" w:sz="1"/>
+              <w:bottom w:val="single" w:color="CCCCCC" w:sz="1"/>
+              <w:right w:val="single" w:color="CCCCCC" w:sz="1"/>
+            </w:tcBorders>
+            <w:shd w:fill="F2F2F2" w:val="clear"/>
+            <w:tcMar>
+              <w:top w:type="dxa" w:w="80"/>
+              <w:left w:type="dxa" w:w="160"/>
+              <w:bottom w:type="dxa" w:w="80"/>
+              <w:right w:type="dxa" w:w="160"/>
+            </w:tcMar>
+            <w:vAlign w:val="center"/>
+          </w:tcPr>
+          <w:p>
+            <w:pPr>
+              <w:jc w:val="center"/>
+            </w:pPr>
+            <w:r>
+              <w:rPr>
+                <w:rFonts w:ascii="Malgun Gothic" w:cs="Malgun Gothic" w:eastAsia="Malgun Gothic" w:hAnsi="Malgun Gothic"/>
+                <w:b w:val="false"/>
+                <w:bCs w:val="false"/>
+                <w:color w:val="000000"/>
+                <w:sz w:val="18"/>
+                <w:szCs w:val="18"/>
+              </w:rPr>
+              <w:t xml:space="preserve">0.00922</w:t>
+            </w:r>
+          </w:p>
+        </w:tc>
+        <w:tc>
+          <w:tcPr>
+            <w:tcW w:type="dxa" w:w="1000"/>
+            <w:tcBorders>
+              <w:top w:val="single" w:color="CCCCCC" w:sz="1"/>
+              <w:left w:val="single" w:color="CCCCCC" w:sz="1"/>
+              <w:bottom w:val="single" w:color="CCCCCC" w:sz="1"/>
+              <w:right w:val="single" w:color="CCCCCC" w:sz="1"/>
+            </w:tcBorders>
+            <w:shd w:fill="F2F2F2" w:val="clear"/>
+            <w:tcMar>
+              <w:top w:type="dxa" w:w="80"/>
+              <w:left w:type="dxa" w:w="160"/>
+              <w:bottom w:type="dxa" w:w="80"/>
+              <w:right w:type="dxa" w:w="160"/>
+            </w:tcMar>
+            <w:vAlign w:val="center"/>
+          </w:tcPr>
+          <w:p>
+            <w:pPr>
+              <w:jc w:val="center"/>
+            </w:pPr>
+            <w:r>
+              <w:rPr>
+                <w:rFonts w:ascii="Malgun Gothic" w:cs="Malgun Gothic" w:eastAsia="Malgun Gothic" w:hAnsi="Malgun Gothic"/>
+                <w:b w:val="false"/>
+                <w:bCs w:val="false"/>
+                <w:color w:val="000000"/>
+                <w:sz w:val="18"/>
+                <w:szCs w:val="18"/>
+              </w:rPr>
+              <w:t xml:space="preserve">1.184</w:t>
+            </w:r>
+          </w:p>
+        </w:tc>
+        <w:tc>
+          <w:tcPr>
+            <w:tcW w:type="dxa" w:w="1000"/>
+            <w:tcBorders>
+              <w:top w:val="single" w:color="CCCCCC" w:sz="1"/>
+              <w:left w:val="single" w:color="CCCCCC" w:sz="1"/>
+              <w:bottom w:val="single" w:color="CCCCCC" w:sz="1"/>
+              <w:right w:val="single" w:color="CCCCCC" w:sz="1"/>
+            </w:tcBorders>
+            <w:shd w:fill="F2F2F2" w:val="clear"/>
+            <w:tcMar>
+              <w:top w:type="dxa" w:w="80"/>
+              <w:left w:type="dxa" w:w="160"/>
+              <w:bottom w:type="dxa" w:w="80"/>
+              <w:right w:type="dxa" w:w="160"/>
+            </w:tcMar>
+            <w:vAlign w:val="center"/>
+          </w:tcPr>
+          <w:p>
+            <w:pPr>
+              <w:jc w:val="center"/>
+            </w:pPr>
+            <w:r>
+              <w:rPr>
+                <w:rFonts w:ascii="Malgun Gothic" w:cs="Malgun Gothic" w:eastAsia="Malgun Gothic" w:hAnsi="Malgun Gothic"/>
+                <w:b w:val="false"/>
+                <w:bCs w:val="false"/>
+                <w:color w:val="000000"/>
+                <w:sz w:val="18"/>
+                <w:szCs w:val="18"/>
+              </w:rPr>
+              <w:t xml:space="preserve">-0.007</w:t>
+            </w:r>
+          </w:p>
+        </w:tc>
+      </w:tr>
+      <w:tr>
+        <w:tc>
+          <w:tcPr>
+            <w:tcW w:type="dxa" w:w="1700"/>
+            <w:tcBorders>
+              <w:top w:val="single" w:color="CCCCCC" w:sz="1"/>
+              <w:left w:val="single" w:color="CCCCCC" w:sz="1"/>
+              <w:bottom w:val="single" w:color="CCCCCC" w:sz="1"/>
+              <w:right w:val="single" w:color="CCCCCC" w:sz="1"/>
+            </w:tcBorders>
+            <w:shd w:fill="FFFFFF" w:val="clear"/>
+            <w:tcMar>
+              <w:top w:type="dxa" w:w="80"/>
+              <w:left w:type="dxa" w:w="160"/>
+              <w:bottom w:type="dxa" w:w="80"/>
+              <w:right w:type="dxa" w:w="160"/>
+            </w:tcMar>
+            <w:vAlign w:val="center"/>
+          </w:tcPr>
+          <w:p>
+            <w:pPr>
+              <w:jc w:val="left"/>
+            </w:pPr>
+            <w:r>
+              <w:rPr>
+                <w:rFonts w:ascii="Malgun Gothic" w:cs="Malgun Gothic" w:eastAsia="Malgun Gothic" w:hAnsi="Malgun Gothic"/>
+                <w:b w:val="false"/>
+                <w:bCs w:val="false"/>
+                <w:color w:val="000000"/>
+                <w:sz w:val="18"/>
+                <w:szCs w:val="18"/>
+              </w:rPr>
+              <w:t xml:space="preserve">2020-01-15 01:00</w:t>
+            </w:r>
+          </w:p>
+        </w:tc>
+        <w:tc>
+          <w:tcPr>
+            <w:tcW w:type="dxa" w:w="700"/>
+            <w:tcBorders>
+              <w:top w:val="single" w:color="CCCCCC" w:sz="1"/>
+              <w:left w:val="single" w:color="CCCCCC" w:sz="1"/>
+              <w:bottom w:val="single" w:color="CCCCCC" w:sz="1"/>
+              <w:right w:val="single" w:color="CCCCCC" w:sz="1"/>
+            </w:tcBorders>
+            <w:shd w:fill="FFFFFF" w:val="clear"/>
+            <w:tcMar>
+              <w:top w:type="dxa" w:w="80"/>
+              <w:left w:type="dxa" w:w="160"/>
+              <w:bottom w:type="dxa" w:w="80"/>
+              <w:right w:type="dxa" w:w="160"/>
+            </w:tcMar>
+            <w:vAlign w:val="center"/>
+          </w:tcPr>
+          <w:p>
+            <w:pPr>
+              <w:jc w:val="center"/>
+            </w:pPr>
+            <w:r>
+              <w:rPr>
+                <w:rFonts w:ascii="Malgun Gothic" w:cs="Malgun Gothic" w:eastAsia="Malgun Gothic" w:hAnsi="Malgun Gothic"/>
+                <w:b w:val="false"/>
+                <w:bCs w:val="false"/>
+                <w:color w:val="000000"/>
+                <w:sz w:val="18"/>
+                <w:szCs w:val="18"/>
+              </w:rPr>
+              <w:t xml:space="preserve">8774.2</w:t>
+            </w:r>
+          </w:p>
+        </w:tc>
+        <w:tc>
+          <w:tcPr>
+            <w:tcW w:type="dxa" w:w="700"/>
+            <w:tcBorders>
+              <w:top w:val="single" w:color="CCCCCC" w:sz="1"/>
+              <w:left w:val="single" w:color="CCCCCC" w:sz="1"/>
+              <w:bottom w:val="single" w:color="CCCCCC" w:sz="1"/>
+              <w:right w:val="single" w:color="CCCCCC" w:sz="1"/>
+            </w:tcBorders>
+            <w:shd w:fill="FFFFFF" w:val="clear"/>
+            <w:tcMar>
+              <w:top w:type="dxa" w:w="80"/>
+              <w:left w:type="dxa" w:w="160"/>
+              <w:bottom w:type="dxa" w:w="80"/>
+              <w:right w:type="dxa" w:w="160"/>
+            </w:tcMar>
+            <w:vAlign w:val="center"/>
+          </w:tcPr>
+          <w:p>
+            <w:pPr>
+              <w:jc w:val="center"/>
+            </w:pPr>
+            <w:r>
+              <w:rPr>
+                <w:rFonts w:ascii="Malgun Gothic" w:cs="Malgun Gothic" w:eastAsia="Malgun Gothic" w:hAnsi="Malgun Gothic"/>
+                <w:b w:val="false"/>
+                <w:bCs w:val="false"/>
+                <w:color w:val="000000"/>
+                <w:sz w:val="18"/>
+                <w:szCs w:val="18"/>
+              </w:rPr>
+              <w:t xml:space="preserve">8803.8</w:t>
+            </w:r>
+          </w:p>
+        </w:tc>
+        <w:tc>
+          <w:tcPr>
+            <w:tcW w:type="dxa" w:w="700"/>
+            <w:tcBorders>
+              <w:top w:val="single" w:color="CCCCCC" w:sz="1"/>
+              <w:left w:val="single" w:color="CCCCCC" w:sz="1"/>
+              <w:bottom w:val="single" w:color="CCCCCC" w:sz="1"/>
+              <w:right w:val="single" w:color="CCCCCC" w:sz="1"/>
+            </w:tcBorders>
+            <w:shd w:fill="FFFFFF" w:val="clear"/>
+            <w:tcMar>
+              <w:top w:type="dxa" w:w="80"/>
+              <w:left w:type="dxa" w:w="160"/>
+              <w:bottom w:type="dxa" w:w="80"/>
+              <w:right w:type="dxa" w:w="160"/>
+            </w:tcMar>
+            <w:vAlign w:val="center"/>
+          </w:tcPr>
+          <w:p>
+            <w:pPr>
+              <w:jc w:val="center"/>
+            </w:pPr>
+            <w:r>
+              <w:rPr>
+                <w:rFonts w:ascii="Malgun Gothic" w:cs="Malgun Gothic" w:eastAsia="Malgun Gothic" w:hAnsi="Malgun Gothic"/>
+                <w:b w:val="false"/>
+                <w:bCs w:val="false"/>
+                <w:color w:val="000000"/>
+                <w:sz w:val="18"/>
+                <w:szCs w:val="18"/>
+              </w:rPr>
+              <w:t xml:space="preserve">8712.0</w:t>
+            </w:r>
+          </w:p>
+        </w:tc>
+        <w:tc>
+          <w:tcPr>
+            <w:tcW w:type="dxa" w:w="700"/>
+            <w:tcBorders>
+              <w:top w:val="single" w:color="CCCCCC" w:sz="1"/>
+              <w:left w:val="single" w:color="CCCCCC" w:sz="1"/>
+              <w:bottom w:val="single" w:color="CCCCCC" w:sz="1"/>
+              <w:right w:val="single" w:color="CCCCCC" w:sz="1"/>
+            </w:tcBorders>
+            <w:shd w:fill="FFFFFF" w:val="clear"/>
+            <w:tcMar>
+              <w:top w:type="dxa" w:w="80"/>
+              <w:left w:type="dxa" w:w="160"/>
+              <w:bottom w:type="dxa" w:w="80"/>
+              <w:right w:type="dxa" w:w="160"/>
+            </w:tcMar>
+            <w:vAlign w:val="center"/>
+          </w:tcPr>
+          <w:p>
+            <w:pPr>
+              <w:jc w:val="center"/>
+            </w:pPr>
+            <w:r>
+              <w:rPr>
+                <w:rFonts w:ascii="Malgun Gothic" w:cs="Malgun Gothic" w:eastAsia="Malgun Gothic" w:hAnsi="Malgun Gothic"/>
+                <w:b w:val="false"/>
+                <w:bCs w:val="false"/>
+                <w:color w:val="000000"/>
+                <w:sz w:val="18"/>
+                <w:szCs w:val="18"/>
+              </w:rPr>
+              <w:t xml:space="preserve">8778.0</w:t>
+            </w:r>
+          </w:p>
+        </w:tc>
+        <w:tc>
+          <w:tcPr>
+            <w:tcW w:type="dxa" w:w="800"/>
+            <w:tcBorders>
+              <w:top w:val="single" w:color="CCCCCC" w:sz="1"/>
+              <w:left w:val="single" w:color="CCCCCC" w:sz="1"/>
+              <w:bottom w:val="single" w:color="CCCCCC" w:sz="1"/>
+              <w:right w:val="single" w:color="CCCCCC" w:sz="1"/>
+            </w:tcBorders>
+            <w:shd w:fill="FFFFFF" w:val="clear"/>
+            <w:tcMar>
+              <w:top w:type="dxa" w:w="80"/>
+              <w:left w:type="dxa" w:w="160"/>
+              <w:bottom w:type="dxa" w:w="80"/>
+              <w:right w:type="dxa" w:w="160"/>
+            </w:tcMar>
+            <w:vAlign w:val="center"/>
+          </w:tcPr>
+          <w:p>
+            <w:pPr>
+              <w:jc w:val="center"/>
+            </w:pPr>
+            <w:r>
+              <w:rPr>
+                <w:rFonts w:ascii="Malgun Gothic" w:cs="Malgun Gothic" w:eastAsia="Malgun Gothic" w:hAnsi="Malgun Gothic"/>
+                <w:b w:val="false"/>
+                <w:bCs w:val="false"/>
+                <w:color w:val="000000"/>
+                <w:sz w:val="18"/>
+                <w:szCs w:val="18"/>
+              </w:rPr>
+              <w:t xml:space="preserve">4161.7</w:t>
+            </w:r>
+          </w:p>
+        </w:tc>
+        <w:tc>
+          <w:tcPr>
+            <w:tcW w:type="dxa" w:w="900"/>
+            <w:tcBorders>
+              <w:top w:val="single" w:color="CCCCCC" w:sz="1"/>
+              <w:left w:val="single" w:color="CCCCCC" w:sz="1"/>
+              <w:bottom w:val="single" w:color="CCCCCC" w:sz="1"/>
+              <w:right w:val="single" w:color="CCCCCC" w:sz="1"/>
+            </w:tcBorders>
+            <w:shd w:fill="FFFFFF" w:val="clear"/>
+            <w:tcMar>
+              <w:top w:type="dxa" w:w="80"/>
+              <w:left w:type="dxa" w:w="160"/>
+              <w:bottom w:type="dxa" w:w="80"/>
+              <w:right w:type="dxa" w:w="160"/>
+            </w:tcMar>
+            <w:vAlign w:val="center"/>
+          </w:tcPr>
+          <w:p>
+            <w:pPr>
+              <w:jc w:val="center"/>
+            </w:pPr>
+            <w:r>
+              <w:rPr>
+                <w:rFonts w:ascii="Malgun Gothic" w:cs="Malgun Gothic" w:eastAsia="Malgun Gothic" w:hAnsi="Malgun Gothic"/>
+                <w:b w:val="false"/>
+                <w:bCs w:val="false"/>
+                <w:color w:val="000000"/>
+                <w:sz w:val="18"/>
+                <w:szCs w:val="18"/>
+              </w:rPr>
+              <w:t xml:space="preserve">0.0754</w:t>
+            </w:r>
+          </w:p>
+        </w:tc>
+        <w:tc>
+          <w:tcPr>
+            <w:tcW w:type="dxa" w:w="900"/>
+            <w:tcBorders>
+              <w:top w:val="single" w:color="CCCCCC" w:sz="1"/>
+              <w:left w:val="single" w:color="CCCCCC" w:sz="1"/>
+              <w:bottom w:val="single" w:color="CCCCCC" w:sz="1"/>
+              <w:right w:val="single" w:color="CCCCCC" w:sz="1"/>
+            </w:tcBorders>
+            <w:shd w:fill="FFFFFF" w:val="clear"/>
+            <w:tcMar>
+              <w:top w:type="dxa" w:w="80"/>
+              <w:left w:type="dxa" w:w="160"/>
+              <w:bottom w:type="dxa" w:w="80"/>
+              <w:right w:type="dxa" w:w="160"/>
+            </w:tcMar>
+            <w:vAlign w:val="center"/>
+          </w:tcPr>
+          <w:p>
+            <w:pPr>
+              <w:jc w:val="center"/>
+            </w:pPr>
+            <w:r>
+              <w:rPr>
+                <w:rFonts w:ascii="Malgun Gothic" w:cs="Malgun Gothic" w:eastAsia="Malgun Gothic" w:hAnsi="Malgun Gothic"/>
+                <w:b w:val="false"/>
+                <w:bCs w:val="false"/>
+                <w:color w:val="000000"/>
+                <w:sz w:val="18"/>
+                <w:szCs w:val="18"/>
+              </w:rPr>
+              <w:t xml:space="preserve">0.00919</w:t>
+            </w:r>
+          </w:p>
+        </w:tc>
+        <w:tc>
+          <w:tcPr>
+            <w:tcW w:type="dxa" w:w="1000"/>
+            <w:tcBorders>
+              <w:top w:val="single" w:color="CCCCCC" w:sz="1"/>
+              <w:left w:val="single" w:color="CCCCCC" w:sz="1"/>
+              <w:bottom w:val="single" w:color="CCCCCC" w:sz="1"/>
+              <w:right w:val="single" w:color="CCCCCC" w:sz="1"/>
+            </w:tcBorders>
+            <w:shd w:fill="FFFFFF" w:val="clear"/>
+            <w:tcMar>
+              <w:top w:type="dxa" w:w="80"/>
+              <w:left w:type="dxa" w:w="160"/>
+              <w:bottom w:type="dxa" w:w="80"/>
+              <w:right w:type="dxa" w:w="160"/>
+            </w:tcMar>
+            <w:vAlign w:val="center"/>
+          </w:tcPr>
+          <w:p>
+            <w:pPr>
+              <w:jc w:val="center"/>
+            </w:pPr>
+            <w:r>
+              <w:rPr>
+                <w:rFonts w:ascii="Malgun Gothic" w:cs="Malgun Gothic" w:eastAsia="Malgun Gothic" w:hAnsi="Malgun Gothic"/>
+                <w:b w:val="false"/>
+                <w:bCs w:val="false"/>
+                <w:color w:val="000000"/>
+                <w:sz w:val="18"/>
+                <w:szCs w:val="18"/>
+              </w:rPr>
+              <w:t xml:space="preserve">1.229</w:t>
+            </w:r>
+          </w:p>
+        </w:tc>
+        <w:tc>
+          <w:tcPr>
+            <w:tcW w:type="dxa" w:w="1000"/>
+            <w:tcBorders>
+              <w:top w:val="single" w:color="CCCCCC" w:sz="1"/>
+              <w:left w:val="single" w:color="CCCCCC" w:sz="1"/>
+              <w:bottom w:val="single" w:color="CCCCCC" w:sz="1"/>
+              <w:right w:val="single" w:color="CCCCCC" w:sz="1"/>
+            </w:tcBorders>
+            <w:shd w:fill="FFFFFF" w:val="clear"/>
+            <w:tcMar>
+              <w:top w:type="dxa" w:w="80"/>
+              <w:left w:type="dxa" w:w="160"/>
+              <w:bottom w:type="dxa" w:w="80"/>
+              <w:right w:type="dxa" w:w="160"/>
+            </w:tcMar>
+            <w:vAlign w:val="center"/>
+          </w:tcPr>
+          <w:p>
+            <w:pPr>
+              <w:jc w:val="center"/>
+            </w:pPr>
+            <w:r>
+              <w:rPr>
+                <w:rFonts w:ascii="Malgun Gothic" w:cs="Malgun Gothic" w:eastAsia="Malgun Gothic" w:hAnsi="Malgun Gothic"/>
+                <w:b w:val="false"/>
+                <w:bCs w:val="false"/>
+                <w:color w:val="000000"/>
+                <w:sz w:val="18"/>
+                <w:szCs w:val="18"/>
+              </w:rPr>
+              <w:t xml:space="preserve">-0.056</w:t>
+            </w:r>
+          </w:p>
+        </w:tc>
+      </w:tr>
+      <w:tr>
+        <w:tc>
+          <w:tcPr>
+            <w:tcW w:type="dxa" w:w="1700"/>
+            <w:tcBorders>
+              <w:top w:val="single" w:color="CCCCCC" w:sz="1"/>
+              <w:left w:val="single" w:color="CCCCCC" w:sz="1"/>
+              <w:bottom w:val="single" w:color="CCCCCC" w:sz="1"/>
+              <w:right w:val="single" w:color="CCCCCC" w:sz="1"/>
+            </w:tcBorders>
+            <w:shd w:fill="F2F2F2" w:val="clear"/>
+            <w:tcMar>
+              <w:top w:type="dxa" w:w="80"/>
+              <w:left w:type="dxa" w:w="160"/>
+              <w:bottom w:type="dxa" w:w="80"/>
+              <w:right w:type="dxa" w:w="160"/>
+            </w:tcMar>
+            <w:vAlign w:val="center"/>
+          </w:tcPr>
+          <w:p>
+            <w:pPr>
+              <w:jc w:val="left"/>
+            </w:pPr>
+            <w:r>
+              <w:rPr>
+                <w:rFonts w:ascii="Malgun Gothic" w:cs="Malgun Gothic" w:eastAsia="Malgun Gothic" w:hAnsi="Malgun Gothic"/>
+                <w:b w:val="false"/>
+                <w:bCs w:val="false"/>
+                <w:color w:val="000000"/>
+                <w:sz w:val="18"/>
+                <w:szCs w:val="18"/>
+              </w:rPr>
+              <w:t xml:space="preserve">2020-01-15 02:00</w:t>
+            </w:r>
+          </w:p>
+        </w:tc>
+        <w:tc>
+          <w:tcPr>
+            <w:tcW w:type="dxa" w:w="700"/>
+            <w:tcBorders>
+              <w:top w:val="single" w:color="CCCCCC" w:sz="1"/>
+              <w:left w:val="single" w:color="CCCCCC" w:sz="1"/>
+              <w:bottom w:val="single" w:color="CCCCCC" w:sz="1"/>
+              <w:right w:val="single" w:color="CCCCCC" w:sz="1"/>
+            </w:tcBorders>
+            <w:shd w:fill="F2F2F2" w:val="clear"/>
+            <w:tcMar>
+              <w:top w:type="dxa" w:w="80"/>
+              <w:left w:type="dxa" w:w="160"/>
+              <w:bottom w:type="dxa" w:w="80"/>
+              <w:right w:type="dxa" w:w="160"/>
+            </w:tcMar>
+            <w:vAlign w:val="center"/>
+          </w:tcPr>
+          <w:p>
+            <w:pPr>
+              <w:jc w:val="center"/>
+            </w:pPr>
+            <w:r>
+              <w:rPr>
+                <w:rFonts w:ascii="Malgun Gothic" w:cs="Malgun Gothic" w:eastAsia="Malgun Gothic" w:hAnsi="Malgun Gothic"/>
+                <w:b w:val="false"/>
+                <w:bCs w:val="false"/>
+                <w:color w:val="000000"/>
+                <w:sz w:val="18"/>
+                <w:szCs w:val="18"/>
+              </w:rPr>
+              <w:t xml:space="preserve">8778.0</w:t>
+            </w:r>
+          </w:p>
+        </w:tc>
+        <w:tc>
+          <w:tcPr>
+            <w:tcW w:type="dxa" w:w="700"/>
+            <w:tcBorders>
+              <w:top w:val="single" w:color="CCCCCC" w:sz="1"/>
+              <w:left w:val="single" w:color="CCCCCC" w:sz="1"/>
+              <w:bottom w:val="single" w:color="CCCCCC" w:sz="1"/>
+              <w:right w:val="single" w:color="CCCCCC" w:sz="1"/>
+            </w:tcBorders>
+            <w:shd w:fill="F2F2F2" w:val="clear"/>
+            <w:tcMar>
+              <w:top w:type="dxa" w:w="80"/>
+              <w:left w:type="dxa" w:w="160"/>
+              <w:bottom w:type="dxa" w:w="80"/>
+              <w:right w:type="dxa" w:w="160"/>
+            </w:tcMar>
+            <w:vAlign w:val="center"/>
+          </w:tcPr>
+          <w:p>
+            <w:pPr>
+              <w:jc w:val="center"/>
+            </w:pPr>
+            <w:r>
+              <w:rPr>
+                <w:rFonts w:ascii="Malgun Gothic" w:cs="Malgun Gothic" w:eastAsia="Malgun Gothic" w:hAnsi="Malgun Gothic"/>
+                <w:b w:val="false"/>
+                <w:bCs w:val="false"/>
+                <w:color w:val="000000"/>
+                <w:sz w:val="18"/>
+                <w:szCs w:val="18"/>
+              </w:rPr>
+              <w:t xml:space="preserve">8835.0</w:t>
+            </w:r>
+          </w:p>
+        </w:tc>
+        <w:tc>
+          <w:tcPr>
+            <w:tcW w:type="dxa" w:w="700"/>
+            <w:tcBorders>
+              <w:top w:val="single" w:color="CCCCCC" w:sz="1"/>
+              <w:left w:val="single" w:color="CCCCCC" w:sz="1"/>
+              <w:bottom w:val="single" w:color="CCCCCC" w:sz="1"/>
+              <w:right w:val="single" w:color="CCCCCC" w:sz="1"/>
+            </w:tcBorders>
+            <w:shd w:fill="F2F2F2" w:val="clear"/>
+            <w:tcMar>
+              <w:top w:type="dxa" w:w="80"/>
+              <w:left w:type="dxa" w:w="160"/>
+              <w:bottom w:type="dxa" w:w="80"/>
+              <w:right w:type="dxa" w:w="160"/>
+            </w:tcMar>
+            <w:vAlign w:val="center"/>
+          </w:tcPr>
+          <w:p>
+            <w:pPr>
+              <w:jc w:val="center"/>
+            </w:pPr>
+            <w:r>
+              <w:rPr>
+                <w:rFonts w:ascii="Malgun Gothic" w:cs="Malgun Gothic" w:eastAsia="Malgun Gothic" w:hAnsi="Malgun Gothic"/>
+                <w:b w:val="false"/>
+                <w:bCs w:val="false"/>
+                <w:color w:val="000000"/>
+                <w:sz w:val="18"/>
+                <w:szCs w:val="18"/>
+              </w:rPr>
+              <w:t xml:space="preserve">8765.3</w:t>
+            </w:r>
+          </w:p>
+        </w:tc>
+        <w:tc>
+          <w:tcPr>
+            <w:tcW w:type="dxa" w:w="700"/>
+            <w:tcBorders>
+              <w:top w:val="single" w:color="CCCCCC" w:sz="1"/>
+              <w:left w:val="single" w:color="CCCCCC" w:sz="1"/>
+              <w:bottom w:val="single" w:color="CCCCCC" w:sz="1"/>
+              <w:right w:val="single" w:color="CCCCCC" w:sz="1"/>
+            </w:tcBorders>
+            <w:shd w:fill="F2F2F2" w:val="clear"/>
+            <w:tcMar>
+              <w:top w:type="dxa" w:w="80"/>
+              <w:left w:type="dxa" w:w="160"/>
+              <w:bottom w:type="dxa" w:w="80"/>
+              <w:right w:type="dxa" w:w="160"/>
+            </w:tcMar>
+            <w:vAlign w:val="center"/>
+          </w:tcPr>
+          <w:p>
+            <w:pPr>
+              <w:jc w:val="center"/>
+            </w:pPr>
+            <w:r>
+              <w:rPr>
+                <w:rFonts w:ascii="Malgun Gothic" w:cs="Malgun Gothic" w:eastAsia="Malgun Gothic" w:hAnsi="Malgun Gothic"/>
+                <w:b w:val="false"/>
+                <w:bCs w:val="false"/>
+                <w:color w:val="000000"/>
+                <w:sz w:val="18"/>
+                <w:szCs w:val="18"/>
+              </w:rPr>
+              <w:t xml:space="preserve">8813.8</w:t>
+            </w:r>
+          </w:p>
+        </w:tc>
+        <w:tc>
+          <w:tcPr>
+            <w:tcW w:type="dxa" w:w="800"/>
+            <w:tcBorders>
+              <w:top w:val="single" w:color="CCCCCC" w:sz="1"/>
+              <w:left w:val="single" w:color="CCCCCC" w:sz="1"/>
+              <w:bottom w:val="single" w:color="CCCCCC" w:sz="1"/>
+              <w:right w:val="single" w:color="CCCCCC" w:sz="1"/>
+            </w:tcBorders>
+            <w:shd w:fill="F2F2F2" w:val="clear"/>
+            <w:tcMar>
+              <w:top w:type="dxa" w:w="80"/>
+              <w:left w:type="dxa" w:w="160"/>
+              <w:bottom w:type="dxa" w:w="80"/>
+              <w:right w:type="dxa" w:w="160"/>
+            </w:tcMar>
+            <w:vAlign w:val="center"/>
+          </w:tcPr>
+          <w:p>
+            <w:pPr>
+              <w:jc w:val="center"/>
+            </w:pPr>
+            <w:r>
+              <w:rPr>
+                <w:rFonts w:ascii="Malgun Gothic" w:cs="Malgun Gothic" w:eastAsia="Malgun Gothic" w:hAnsi="Malgun Gothic"/>
+                <w:b w:val="false"/>
+                <w:bCs w:val="false"/>
+                <w:color w:val="000000"/>
+                <w:sz w:val="18"/>
+                <w:szCs w:val="18"/>
+              </w:rPr>
+              <w:t xml:space="preserve">1933.9</w:t>
+            </w:r>
+          </w:p>
+        </w:tc>
+        <w:tc>
+          <w:tcPr>
+            <w:tcW w:type="dxa" w:w="900"/>
+            <w:tcBorders>
+              <w:top w:val="single" w:color="CCCCCC" w:sz="1"/>
+              <w:left w:val="single" w:color="CCCCCC" w:sz="1"/>
+              <w:bottom w:val="single" w:color="CCCCCC" w:sz="1"/>
+              <w:right w:val="single" w:color="CCCCCC" w:sz="1"/>
+            </w:tcBorders>
+            <w:shd w:fill="F2F2F2" w:val="clear"/>
+            <w:tcMar>
+              <w:top w:type="dxa" w:w="80"/>
+              <w:left w:type="dxa" w:w="160"/>
+              <w:bottom w:type="dxa" w:w="80"/>
+              <w:right w:type="dxa" w:w="160"/>
+            </w:tcMar>
+            <w:vAlign w:val="center"/>
+          </w:tcPr>
+          <w:p>
+            <w:pPr>
+              <w:jc w:val="center"/>
+            </w:pPr>
+            <w:r>
+              <w:rPr>
+                <w:rFonts w:ascii="Malgun Gothic" w:cs="Malgun Gothic" w:eastAsia="Malgun Gothic" w:hAnsi="Malgun Gothic"/>
+                <w:b w:val="false"/>
+                <w:bCs w:val="false"/>
+                <w:color w:val="000000"/>
+                <w:sz w:val="18"/>
+                <w:szCs w:val="18"/>
+              </w:rPr>
+              <w:t xml:space="preserve">0.0791</w:t>
+            </w:r>
+          </w:p>
+        </w:tc>
+        <w:tc>
+          <w:tcPr>
+            <w:tcW w:type="dxa" w:w="900"/>
+            <w:tcBorders>
+              <w:top w:val="single" w:color="CCCCCC" w:sz="1"/>
+              <w:left w:val="single" w:color="CCCCCC" w:sz="1"/>
+              <w:bottom w:val="single" w:color="CCCCCC" w:sz="1"/>
+              <w:right w:val="single" w:color="CCCCCC" w:sz="1"/>
+            </w:tcBorders>
+            <w:shd w:fill="F2F2F2" w:val="clear"/>
+            <w:tcMar>
+              <w:top w:type="dxa" w:w="80"/>
+              <w:left w:type="dxa" w:w="160"/>
+              <w:bottom w:type="dxa" w:w="80"/>
+              <w:right w:type="dxa" w:w="160"/>
+            </w:tcMar>
+            <w:vAlign w:val="center"/>
+          </w:tcPr>
+          <w:p>
+            <w:pPr>
+              <w:jc w:val="center"/>
+            </w:pPr>
+            <w:r>
+              <w:rPr>
+                <w:rFonts w:ascii="Malgun Gothic" w:cs="Malgun Gothic" w:eastAsia="Malgun Gothic" w:hAnsi="Malgun Gothic"/>
+                <w:b w:val="false"/>
+                <w:bCs w:val="false"/>
+                <w:color w:val="000000"/>
+                <w:sz w:val="18"/>
+                <w:szCs w:val="18"/>
+              </w:rPr>
+              <w:t xml:space="preserve">0.00909</w:t>
+            </w:r>
+          </w:p>
+        </w:tc>
+        <w:tc>
+          <w:tcPr>
+            <w:tcW w:type="dxa" w:w="1000"/>
+            <w:tcBorders>
+              <w:top w:val="single" w:color="CCCCCC" w:sz="1"/>
+              <w:left w:val="single" w:color="CCCCCC" w:sz="1"/>
+              <w:bottom w:val="single" w:color="CCCCCC" w:sz="1"/>
+              <w:right w:val="single" w:color="CCCCCC" w:sz="1"/>
+            </w:tcBorders>
+            <w:shd w:fill="F2F2F2" w:val="clear"/>
+            <w:tcMar>
+              <w:top w:type="dxa" w:w="80"/>
+              <w:left w:type="dxa" w:w="160"/>
+              <w:bottom w:type="dxa" w:w="80"/>
+              <w:right w:type="dxa" w:w="160"/>
+            </w:tcMar>
+            <w:vAlign w:val="center"/>
+          </w:tcPr>
+          <w:p>
+            <w:pPr>
+              <w:jc w:val="center"/>
+            </w:pPr>
+            <w:r>
+              <w:rPr>
+                <w:rFonts w:ascii="Malgun Gothic" w:cs="Malgun Gothic" w:eastAsia="Malgun Gothic" w:hAnsi="Malgun Gothic"/>
+                <w:b w:val="false"/>
+                <w:bCs w:val="false"/>
+                <w:color w:val="000000"/>
+                <w:sz w:val="18"/>
+                <w:szCs w:val="18"/>
+              </w:rPr>
+              <w:t xml:space="preserve">1.386</w:t>
+            </w:r>
+          </w:p>
+        </w:tc>
+        <w:tc>
+          <w:tcPr>
+            <w:tcW w:type="dxa" w:w="1000"/>
+            <w:tcBorders>
+              <w:top w:val="single" w:color="CCCCCC" w:sz="1"/>
+              <w:left w:val="single" w:color="CCCCCC" w:sz="1"/>
+              <w:bottom w:val="single" w:color="CCCCCC" w:sz="1"/>
+              <w:right w:val="single" w:color="CCCCCC" w:sz="1"/>
+            </w:tcBorders>
+            <w:shd w:fill="F2F2F2" w:val="clear"/>
+            <w:tcMar>
+              <w:top w:type="dxa" w:w="80"/>
+              <w:left w:type="dxa" w:w="160"/>
+              <w:bottom w:type="dxa" w:w="80"/>
+              <w:right w:type="dxa" w:w="160"/>
+            </w:tcMar>
+            <w:vAlign w:val="center"/>
+          </w:tcPr>
+          <w:p>
+            <w:pPr>
+              <w:jc w:val="center"/>
+            </w:pPr>
+            <w:r>
+              <w:rPr>
+                <w:rFonts w:ascii="Malgun Gothic" w:cs="Malgun Gothic" w:eastAsia="Malgun Gothic" w:hAnsi="Malgun Gothic"/>
+                <w:b w:val="false"/>
+                <w:bCs w:val="false"/>
+                <w:color w:val="000000"/>
+                <w:sz w:val="18"/>
+                <w:szCs w:val="18"/>
+              </w:rPr>
+              <w:t xml:space="preserve">-0.211</w:t>
+            </w:r>
+          </w:p>
+        </w:tc>
+      </w:tr>
+    </w:tbl>
+    <w:p>
+      <w:pPr>
+        <w:spacing w:after="60" w:before="120"/>
       </w:pPr>
     </w:p>
     <w:p>
@@ -871,68 +3003,204 @@
           <w:sz w:val="20"/>
           <w:szCs w:val="20"/>
         </w:rPr>
-        <w:t xml:space="preserve">원본 OHLCV 데이터에서 다음 세 가지 지표를 계산했다.</w:t>
+        <w:t xml:space="preserve">원본 OHLCV 데이터에서 다음 두 가지 파생 지표를 계산하고 정규화한다.</w:t>
       </w:r>
     </w:p>
     <w:p>
       <w:pPr>
-        <w:pStyle w:val="ListParagraph"/>
-        <w:numPr>
-          <w:ilvl w:val="0"/>
-          <w:numId w:val="2"/>
-        </w:numPr>
-        <w:spacing w:after="40" w:before="40"/>
-      </w:pPr>
-      <w:r>
-        <w:rPr>
-          <w:rFonts w:ascii="Malgun Gothic" w:cs="Malgun Gothic" w:eastAsia="Malgun Gothic" w:hAnsi="Malgun Gothic"/>
-          <w:b w:val="false"/>
-          <w:bCs w:val="false"/>
-          <w:sz w:val="20"/>
-          <w:szCs w:val="20"/>
-        </w:rPr>
-        <w:t xml:space="preserve">log_price: log(price / price.rolling(168).mean()) — 168시간(7일) 이동평균 대비 현재 가격의 상대적 위치</w:t>
-      </w:r>
-    </w:p>
-    <w:p>
-      <w:pPr>
-        <w:pStyle w:val="ListParagraph"/>
-        <w:numPr>
-          <w:ilvl w:val="0"/>
-          <w:numId w:val="2"/>
-        </w:numPr>
-        <w:spacing w:after="40" w:before="40"/>
-      </w:pPr>
-      <w:r>
-        <w:rPr>
-          <w:rFonts w:ascii="Malgun Gothic" w:cs="Malgun Gothic" w:eastAsia="Malgun Gothic" w:hAnsi="Malgun Gothic"/>
-          <w:b w:val="false"/>
-          <w:bCs w:val="false"/>
-          <w:sz w:val="20"/>
-          <w:szCs w:val="20"/>
-        </w:rPr>
-        <w:t xml:space="preserve">volatility_raw: ATR(168) / price — 절대 변동성을 가격으로 나눈 상대 변동성</w:t>
-      </w:r>
-    </w:p>
-    <w:p>
-      <w:pPr>
-        <w:pStyle w:val="ListParagraph"/>
-        <w:numPr>
-          <w:ilvl w:val="0"/>
-          <w:numId w:val="2"/>
-        </w:numPr>
-        <w:spacing w:after="40" w:before="40"/>
-      </w:pPr>
-      <w:r>
-        <w:rPr>
-          <w:rFonts w:ascii="Malgun Gothic" w:cs="Malgun Gothic" w:eastAsia="Malgun Gothic" w:hAnsi="Malgun Gothic"/>
-          <w:b w:val="false"/>
-          <w:bCs w:val="false"/>
-          <w:sz w:val="20"/>
-          <w:szCs w:val="20"/>
-        </w:rPr>
-        <w:t xml:space="preserve">Rolling z-score 정규화: 위 두 지표를 168봉 이동 평균/표준편차로 정규화 → 관측 공간 [-5, 5] 수렴</w:t>
-      </w:r>
+        <w:spacing w:after="80" w:before="80"/>
+      </w:pPr>
+    </w:p>
+    <w:tbl>
+      <w:tblPr>
+        <w:tblW w:type="dxa" w:w="9200"/>
+        <w:tblBorders>
+          <w:top w:val="single" w:color="auto" w:sz="4"/>
+          <w:left w:val="single" w:color="auto" w:sz="4"/>
+          <w:bottom w:val="single" w:color="auto" w:sz="4"/>
+          <w:right w:val="single" w:color="auto" w:sz="4"/>
+          <w:insideH w:val="single" w:color="auto" w:sz="4"/>
+          <w:insideV w:val="single" w:color="auto" w:sz="4"/>
+        </w:tblBorders>
+      </w:tblPr>
+      <w:tblGrid>
+        <w:gridCol w:w="9200"/>
+      </w:tblGrid>
+      <w:tr>
+        <w:tc>
+          <w:tcPr>
+            <w:tcW w:type="dxa" w:w="9200"/>
+            <w:tcBorders>
+              <w:top w:val="single" w:color="CCCCCC" w:sz="1"/>
+              <w:left w:val="single" w:color="CCCCCC" w:sz="1"/>
+              <w:bottom w:val="single" w:color="CCCCCC" w:sz="1"/>
+              <w:right w:val="single" w:color="CCCCCC" w:sz="1"/>
+            </w:tcBorders>
+            <w:shd w:fill="2E75B6" w:val="clear"/>
+            <w:tcMar>
+              <w:top w:type="dxa" w:w="80"/>
+              <w:left w:type="dxa" w:w="200"/>
+              <w:bottom w:type="dxa" w:w="80"/>
+              <w:right w:type="dxa" w:w="200"/>
+            </w:tcMar>
+          </w:tcPr>
+          <w:p>
+            <w:r>
+              <w:rPr>
+                <w:rFonts w:ascii="Malgun Gothic" w:cs="Malgun Gothic" w:eastAsia="Malgun Gothic" w:hAnsi="Malgun Gothic"/>
+                <w:b/>
+                <w:bCs/>
+                <w:color w:val="FFFFFF"/>
+                <w:sz w:val="20"/>
+                <w:szCs w:val="20"/>
+              </w:rPr>
+              <w:t xml:space="preserve">지표 계산 공식</w:t>
+            </w:r>
+          </w:p>
+        </w:tc>
+      </w:tr>
+      <w:tr>
+        <w:tc>
+          <w:tcPr>
+            <w:tcW w:type="dxa" w:w="9200"/>
+            <w:tcBorders>
+              <w:top w:val="single" w:color="CCCCCC" w:sz="1"/>
+              <w:left w:val="single" w:color="CCCCCC" w:sz="1"/>
+              <w:bottom w:val="single" w:color="CCCCCC" w:sz="1"/>
+              <w:right w:val="single" w:color="CCCCCC" w:sz="1"/>
+            </w:tcBorders>
+            <w:shd w:fill="D6E4F0" w:val="clear"/>
+            <w:tcMar>
+              <w:top w:type="dxa" w:w="120"/>
+              <w:left w:type="dxa" w:w="200"/>
+              <w:bottom w:type="dxa" w:w="120"/>
+              <w:right w:type="dxa" w:w="200"/>
+            </w:tcMar>
+          </w:tcPr>
+          <w:p>
+            <w:pPr>
+              <w:spacing w:after="40" w:before="40"/>
+            </w:pPr>
+            <w:r>
+              <w:rPr>
+                <w:rFonts w:ascii="Malgun Gothic" w:cs="Malgun Gothic" w:eastAsia="Malgun Gothic" w:hAnsi="Malgun Gothic"/>
+                <w:sz w:val="18"/>
+                <w:szCs w:val="18"/>
+              </w:rPr>
+              <w:t xml:space="preserve">log_price = log(close / close.rolling(168).mean())</w:t>
+            </w:r>
+          </w:p>
+          <w:p>
+            <w:pPr>
+              <w:spacing w:after="40" w:before="40"/>
+            </w:pPr>
+            <w:r>
+              <w:rPr>
+                <w:rFonts w:ascii="Malgun Gothic" w:cs="Malgun Gothic" w:eastAsia="Malgun Gothic" w:hAnsi="Malgun Gothic"/>
+                <w:sz w:val="18"/>
+                <w:szCs w:val="18"/>
+              </w:rPr>
+              <w:t xml:space="preserve">  → 현재 가격이 최근 1주일 평균 대비 얼마나 위/아래인가</w:t>
+            </w:r>
+          </w:p>
+          <w:p>
+            <w:pPr>
+              <w:spacing w:after="40" w:before="40"/>
+            </w:pPr>
+            <w:r>
+              <w:rPr>
+                <w:rFonts w:ascii="Malgun Gothic" w:cs="Malgun Gothic" w:eastAsia="Malgun Gothic" w:hAnsi="Malgun Gothic"/>
+                <w:sz w:val="18"/>
+                <w:szCs w:val="18"/>
+              </w:rPr>
+              <w:t xml:space="preserve"/>
+            </w:r>
+          </w:p>
+          <w:p>
+            <w:pPr>
+              <w:spacing w:after="40" w:before="40"/>
+            </w:pPr>
+            <w:r>
+              <w:rPr>
+                <w:rFonts w:ascii="Malgun Gothic" w:cs="Malgun Gothic" w:eastAsia="Malgun Gothic" w:hAnsi="Malgun Gothic"/>
+                <w:sz w:val="18"/>
+                <w:szCs w:val="18"/>
+              </w:rPr>
+              <w:t xml:space="preserve">volatility_raw = ATR(168) / price</w:t>
+            </w:r>
+          </w:p>
+          <w:p>
+            <w:pPr>
+              <w:spacing w:after="40" w:before="40"/>
+            </w:pPr>
+            <w:r>
+              <w:rPr>
+                <w:rFonts w:ascii="Malgun Gothic" w:cs="Malgun Gothic" w:eastAsia="Malgun Gothic" w:hAnsi="Malgun Gothic"/>
+                <w:sz w:val="18"/>
+                <w:szCs w:val="18"/>
+              </w:rPr>
+              <w:t xml:space="preserve">  → ATR = mean(True Range) over 168봉</w:t>
+            </w:r>
+          </w:p>
+          <w:p>
+            <w:pPr>
+              <w:spacing w:after="40" w:before="40"/>
+            </w:pPr>
+            <w:r>
+              <w:rPr>
+                <w:rFonts w:ascii="Malgun Gothic" w:cs="Malgun Gothic" w:eastAsia="Malgun Gothic" w:hAnsi="Malgun Gothic"/>
+                <w:sz w:val="18"/>
+                <w:szCs w:val="18"/>
+              </w:rPr>
+              <w:t xml:space="preserve">     True Range = max(high-low, |high-prev_close|, |low-prev_close|)</w:t>
+            </w:r>
+          </w:p>
+          <w:p>
+            <w:pPr>
+              <w:spacing w:after="40" w:before="40"/>
+            </w:pPr>
+            <w:r>
+              <w:rPr>
+                <w:rFonts w:ascii="Malgun Gothic" w:cs="Malgun Gothic" w:eastAsia="Malgun Gothic" w:hAnsi="Malgun Gothic"/>
+                <w:sz w:val="18"/>
+                <w:szCs w:val="18"/>
+              </w:rPr>
+              <w:t xml:space="preserve"/>
+            </w:r>
+          </w:p>
+          <w:p>
+            <w:pPr>
+              <w:spacing w:after="40" w:before="40"/>
+            </w:pPr>
+            <w:r>
+              <w:rPr>
+                <w:rFonts w:ascii="Malgun Gothic" w:cs="Malgun Gothic" w:eastAsia="Malgun Gothic" w:hAnsi="Malgun Gothic"/>
+                <w:sz w:val="18"/>
+                <w:szCs w:val="18"/>
+              </w:rPr>
+              <w:t xml:space="preserve">두 변수 모두 rolling z-score(window=168)로 정규화 → zscore_* 컬럼으로 저장</w:t>
+            </w:r>
+          </w:p>
+          <w:p>
+            <w:pPr>
+              <w:spacing w:after="40" w:before="40"/>
+            </w:pPr>
+            <w:r>
+              <w:rPr>
+                <w:rFonts w:ascii="Malgun Gothic" w:cs="Malgun Gothic" w:eastAsia="Malgun Gothic" w:hAnsi="Malgun Gothic"/>
+                <w:sz w:val="18"/>
+                <w:szCs w:val="18"/>
+              </w:rPr>
+              <w:t xml:space="preserve">  zscore(x, t) = (x_t - mean(x_{t-167:t})) / std(x_{t-167:t})</w:t>
+            </w:r>
+          </w:p>
+        </w:tc>
+      </w:tr>
+    </w:tbl>
+    <w:p>
+      <w:pPr>
+        <w:spacing w:after="60" w:before="80"/>
+      </w:pPr>
     </w:p>
     <w:p>
       <w:pPr>
@@ -1135,9 +3403,109 @@
           <w:sz w:val="20"/>
           <w:szCs w:val="20"/>
         </w:rPr>
-        <w:t xml:space="preserve">환경은 5차원 연속 상태 벡터를 매 스텝마다 에이전트에게 전달한다.</w:t>
+        <w:t xml:space="preserve">환경은 5차원 연속 상태 벡터를 매 스텝마다 에이전트에게 전달한다. 모든 변수는 관측 시점 이전 168봉을 기준으로 rolling z-score 정규화한다.</w:t>
       </w:r>
     </w:p>
+    <w:p>
+      <w:pPr>
+        <w:spacing w:after="60" w:before="60"/>
+      </w:pPr>
+    </w:p>
+    <w:tbl>
+      <w:tblPr>
+        <w:tblW w:type="dxa" w:w="9200"/>
+        <w:tblBorders>
+          <w:top w:val="single" w:color="auto" w:sz="4"/>
+          <w:left w:val="single" w:color="auto" w:sz="4"/>
+          <w:bottom w:val="single" w:color="auto" w:sz="4"/>
+          <w:right w:val="single" w:color="auto" w:sz="4"/>
+          <w:insideH w:val="single" w:color="auto" w:sz="4"/>
+          <w:insideV w:val="single" w:color="auto" w:sz="4"/>
+        </w:tblBorders>
+      </w:tblPr>
+      <w:tblGrid>
+        <w:gridCol w:w="9200"/>
+      </w:tblGrid>
+      <w:tr>
+        <w:tc>
+          <w:tcPr>
+            <w:tcW w:type="dxa" w:w="9200"/>
+            <w:tcBorders>
+              <w:top w:val="single" w:color="CCCCCC" w:sz="1"/>
+              <w:left w:val="single" w:color="CCCCCC" w:sz="1"/>
+              <w:bottom w:val="single" w:color="CCCCCC" w:sz="1"/>
+              <w:right w:val="single" w:color="CCCCCC" w:sz="1"/>
+            </w:tcBorders>
+            <w:shd w:fill="2E75B6" w:val="clear"/>
+            <w:tcMar>
+              <w:top w:type="dxa" w:w="80"/>
+              <w:left w:type="dxa" w:w="200"/>
+              <w:bottom w:type="dxa" w:w="80"/>
+              <w:right w:type="dxa" w:w="200"/>
+            </w:tcMar>
+          </w:tcPr>
+          <w:p>
+            <w:r>
+              <w:rPr>
+                <w:rFonts w:ascii="Malgun Gothic" w:cs="Malgun Gothic" w:eastAsia="Malgun Gothic" w:hAnsi="Malgun Gothic"/>
+                <w:b/>
+                <w:bCs/>
+                <w:color w:val="FFFFFF"/>
+                <w:sz w:val="20"/>
+                <w:szCs w:val="20"/>
+              </w:rPr>
+              <w:t xml:space="preserve">z-score 정규화 공식</w:t>
+            </w:r>
+          </w:p>
+        </w:tc>
+      </w:tr>
+      <w:tr>
+        <w:tc>
+          <w:tcPr>
+            <w:tcW w:type="dxa" w:w="9200"/>
+            <w:tcBorders>
+              <w:top w:val="single" w:color="CCCCCC" w:sz="1"/>
+              <w:left w:val="single" w:color="CCCCCC" w:sz="1"/>
+              <w:bottom w:val="single" w:color="CCCCCC" w:sz="1"/>
+              <w:right w:val="single" w:color="CCCCCC" w:sz="1"/>
+            </w:tcBorders>
+            <w:shd w:fill="D6E4F0" w:val="clear"/>
+            <w:tcMar>
+              <w:top w:type="dxa" w:w="120"/>
+              <w:left w:type="dxa" w:w="200"/>
+              <w:bottom w:type="dxa" w:w="120"/>
+              <w:right w:type="dxa" w:w="200"/>
+            </w:tcMar>
+          </w:tcPr>
+          <w:p>
+            <w:pPr>
+              <w:spacing w:after="40" w:before="40"/>
+            </w:pPr>
+            <w:r>
+              <w:rPr>
+                <w:rFonts w:ascii="Malgun Gothic" w:cs="Malgun Gothic" w:eastAsia="Malgun Gothic" w:hAnsi="Malgun Gothic"/>
+                <w:sz w:val="18"/>
+                <w:szCs w:val="18"/>
+              </w:rPr>
+              <w:t xml:space="preserve">zscore(x, t) = (x_t - mean(x_{t-167:t})) / std(x_{t-167:t})</w:t>
+            </w:r>
+          </w:p>
+          <w:p>
+            <w:pPr>
+              <w:spacing w:after="40" w:before="40"/>
+            </w:pPr>
+            <w:r>
+              <w:rPr>
+                <w:rFonts w:ascii="Malgun Gothic" w:cs="Malgun Gothic" w:eastAsia="Malgun Gothic" w:hAnsi="Malgun Gothic"/>
+                <w:sz w:val="18"/>
+                <w:szCs w:val="18"/>
+              </w:rPr>
+              <w:t xml:space="preserve">  window = 168봉 (7일 × 24시간)</w:t>
+            </w:r>
+          </w:p>
+        </w:tc>
+      </w:tr>
+    </w:tbl>
     <w:p>
       <w:pPr>
         <w:spacing w:after="80" w:before="80"/>
@@ -1547,7 +3915,7 @@
                 <w:sz w:val="18"/>
                 <w:szCs w:val="18"/>
               </w:rPr>
-              <w:t xml:space="preserve">현재가와 평균매수단가의 괴리율</w:t>
+              <w:t xml:space="preserve">현재가와 평균매수단가의 괴리율 (아래 공식 참조)</w:t>
             </w:r>
           </w:p>
         </w:tc>
@@ -1582,7 +3950,7 @@
                 <w:sz w:val="18"/>
                 <w:szCs w:val="18"/>
               </w:rPr>
-              <w:t xml:space="preserve">0.0</w:t>
+              <w:t xml:space="preserve">아래 참조</w:t>
             </w:r>
           </w:p>
         </w:tc>
@@ -2009,6 +4377,158 @@
                 <w:szCs w:val="18"/>
               </w:rPr>
               <w:t xml:space="preserve">그대로</w:t>
+            </w:r>
+          </w:p>
+        </w:tc>
+      </w:tr>
+    </w:tbl>
+    <w:p>
+      <w:pPr>
+        <w:spacing w:after="60" w:before="80"/>
+      </w:pPr>
+    </w:p>
+    <w:tbl>
+      <w:tblPr>
+        <w:tblW w:type="dxa" w:w="9200"/>
+        <w:tblBorders>
+          <w:top w:val="single" w:color="auto" w:sz="4"/>
+          <w:left w:val="single" w:color="auto" w:sz="4"/>
+          <w:bottom w:val="single" w:color="auto" w:sz="4"/>
+          <w:right w:val="single" w:color="auto" w:sz="4"/>
+          <w:insideH w:val="single" w:color="auto" w:sz="4"/>
+          <w:insideV w:val="single" w:color="auto" w:sz="4"/>
+        </w:tblBorders>
+      </w:tblPr>
+      <w:tblGrid>
+        <w:gridCol w:w="9200"/>
+      </w:tblGrid>
+      <w:tr>
+        <w:tc>
+          <w:tcPr>
+            <w:tcW w:type="dxa" w:w="9200"/>
+            <w:tcBorders>
+              <w:top w:val="single" w:color="CCCCCC" w:sz="1"/>
+              <w:left w:val="single" w:color="CCCCCC" w:sz="1"/>
+              <w:bottom w:val="single" w:color="CCCCCC" w:sz="1"/>
+              <w:right w:val="single" w:color="CCCCCC" w:sz="1"/>
+            </w:tcBorders>
+            <w:shd w:fill="2E75B6" w:val="clear"/>
+            <w:tcMar>
+              <w:top w:type="dxa" w:w="80"/>
+              <w:left w:type="dxa" w:w="200"/>
+              <w:bottom w:type="dxa" w:w="80"/>
+              <w:right w:type="dxa" w:w="200"/>
+            </w:tcMar>
+          </w:tcPr>
+          <w:p>
+            <w:r>
+              <w:rPr>
+                <w:rFonts w:ascii="Malgun Gothic" w:cs="Malgun Gothic" w:eastAsia="Malgun Gothic" w:hAnsi="Malgun Gothic"/>
+                <w:b/>
+                <w:bCs/>
+                <w:color w:val="FFFFFF"/>
+                <w:sz w:val="20"/>
+                <w:szCs w:val="20"/>
+              </w:rPr>
+              <w:t xml:space="preserve">divergence 계산 공식</w:t>
+            </w:r>
+          </w:p>
+        </w:tc>
+      </w:tr>
+      <w:tr>
+        <w:tc>
+          <w:tcPr>
+            <w:tcW w:type="dxa" w:w="9200"/>
+            <w:tcBorders>
+              <w:top w:val="single" w:color="CCCCCC" w:sz="1"/>
+              <w:left w:val="single" w:color="CCCCCC" w:sz="1"/>
+              <w:bottom w:val="single" w:color="CCCCCC" w:sz="1"/>
+              <w:right w:val="single" w:color="CCCCCC" w:sz="1"/>
+            </w:tcBorders>
+            <w:shd w:fill="D6E4F0" w:val="clear"/>
+            <w:tcMar>
+              <w:top w:type="dxa" w:w="120"/>
+              <w:left w:type="dxa" w:w="200"/>
+              <w:bottom w:type="dxa" w:w="120"/>
+              <w:right w:type="dxa" w:w="200"/>
+            </w:tcMar>
+          </w:tcPr>
+          <w:p>
+            <w:pPr>
+              <w:spacing w:after="40" w:before="40"/>
+            </w:pPr>
+            <w:r>
+              <w:rPr>
+                <w:rFonts w:ascii="Malgun Gothic" w:cs="Malgun Gothic" w:eastAsia="Malgun Gothic" w:hAnsi="Malgun Gothic"/>
+                <w:sz w:val="18"/>
+                <w:szCs w:val="18"/>
+              </w:rPr>
+              <w:t xml:space="preserve">보유 중:                   divergence = (avg_price - price) / avg_price</w:t>
+            </w:r>
+          </w:p>
+          <w:p>
+            <w:pPr>
+              <w:spacing w:after="40" w:before="40"/>
+            </w:pPr>
+            <w:r>
+              <w:rPr>
+                <w:rFonts w:ascii="Malgun Gothic" w:cs="Malgun Gothic" w:eastAsia="Malgun Gothic" w:hAnsi="Malgun Gothic"/>
+                <w:sz w:val="18"/>
+                <w:szCs w:val="18"/>
+              </w:rPr>
+              <w:t xml:space="preserve">미보유 + 직전 사이클 있음:   divergence = (last_avg_price - price) / last_avg_price</w:t>
+            </w:r>
+          </w:p>
+          <w:p>
+            <w:pPr>
+              <w:spacing w:after="40" w:before="40"/>
+            </w:pPr>
+            <w:r>
+              <w:rPr>
+                <w:rFonts w:ascii="Malgun Gothic" w:cs="Malgun Gothic" w:eastAsia="Malgun Gothic" w:hAnsi="Malgun Gothic"/>
+                <w:sz w:val="18"/>
+                <w:szCs w:val="18"/>
+              </w:rPr>
+              <w:t xml:space="preserve">미보유 + 거래 이력 없음:     divergence = 0.0</w:t>
+            </w:r>
+          </w:p>
+          <w:p>
+            <w:pPr>
+              <w:spacing w:after="40" w:before="40"/>
+            </w:pPr>
+            <w:r>
+              <w:rPr>
+                <w:rFonts w:ascii="Malgun Gothic" w:cs="Malgun Gothic" w:eastAsia="Malgun Gothic" w:hAnsi="Malgun Gothic"/>
+                <w:sz w:val="18"/>
+                <w:szCs w:val="18"/>
+              </w:rPr>
+              <w:t xml:space="preserve"/>
+            </w:r>
+          </w:p>
+          <w:p>
+            <w:pPr>
+              <w:spacing w:after="40" w:before="40"/>
+            </w:pPr>
+            <w:r>
+              <w:rPr>
+                <w:rFonts w:ascii="Malgun Gothic" w:cs="Malgun Gothic" w:eastAsia="Malgun Gothic" w:hAnsi="Malgun Gothic"/>
+                <w:sz w:val="18"/>
+                <w:szCs w:val="18"/>
+              </w:rPr>
+              <w:t xml:space="preserve">  avg_price      : 현재 사이클 평균 매수 단가</w:t>
+            </w:r>
+          </w:p>
+          <w:p>
+            <w:pPr>
+              <w:spacing w:after="40" w:before="40"/>
+            </w:pPr>
+            <w:r>
+              <w:rPr>
+                <w:rFonts w:ascii="Malgun Gothic" w:cs="Malgun Gothic" w:eastAsia="Malgun Gothic" w:hAnsi="Malgun Gothic"/>
+                <w:sz w:val="18"/>
+                <w:szCs w:val="18"/>
+              </w:rPr>
+              <w:t xml:space="preserve">  last_avg_price : 직전 사이클 전량 청산 시점의 평균 매수 단가</w:t>
             </w:r>
           </w:p>
         </w:tc>
@@ -2829,43 +5349,160 @@
     </w:p>
     <w:p>
       <w:pPr>
-        <w:pStyle w:val="ListParagraph"/>
-        <w:numPr>
-          <w:ilvl w:val="0"/>
-          <w:numId w:val="2"/>
-        </w:numPr>
-        <w:spacing w:after="40" w:before="40"/>
-      </w:pPr>
-      <w:r>
-        <w:rPr>
-          <w:rFonts w:ascii="Malgun Gothic" w:cs="Malgun Gothic" w:eastAsia="Malgun Gothic" w:hAnsi="Malgun Gothic"/>
-          <w:b w:val="false"/>
-          <w:bCs w:val="false"/>
-          <w:sz w:val="20"/>
-          <w:szCs w:val="20"/>
-        </w:rPr>
-        <w:t xml:space="preserve">슬롯 크기 = cycle_start_cash / n_splits</w:t>
-      </w:r>
-    </w:p>
-    <w:p>
-      <w:pPr>
-        <w:pStyle w:val="ListParagraph"/>
-        <w:numPr>
-          <w:ilvl w:val="0"/>
-          <w:numId w:val="2"/>
-        </w:numPr>
-        <w:spacing w:after="40" w:before="40"/>
-      </w:pPr>
-      <w:r>
-        <w:rPr>
-          <w:rFonts w:ascii="Malgun Gothic" w:cs="Malgun Gothic" w:eastAsia="Malgun Gothic" w:hAnsi="Malgun Gothic"/>
-          <w:b w:val="false"/>
-          <w:bCs w:val="false"/>
-          <w:sz w:val="20"/>
-          <w:szCs w:val="20"/>
-        </w:rPr>
-        <w:t xml:space="preserve">주문당 크기 = 슬롯 크기 / n_buy_orders (현재 2개)</w:t>
-      </w:r>
+        <w:spacing w:after="60" w:before="60"/>
+      </w:pPr>
+    </w:p>
+    <w:tbl>
+      <w:tblPr>
+        <w:tblW w:type="dxa" w:w="9200"/>
+        <w:tblBorders>
+          <w:top w:val="single" w:color="auto" w:sz="4"/>
+          <w:left w:val="single" w:color="auto" w:sz="4"/>
+          <w:bottom w:val="single" w:color="auto" w:sz="4"/>
+          <w:right w:val="single" w:color="auto" w:sz="4"/>
+          <w:insideH w:val="single" w:color="auto" w:sz="4"/>
+          <w:insideV w:val="single" w:color="auto" w:sz="4"/>
+        </w:tblBorders>
+      </w:tblPr>
+      <w:tblGrid>
+        <w:gridCol w:w="9200"/>
+      </w:tblGrid>
+      <w:tr>
+        <w:tc>
+          <w:tcPr>
+            <w:tcW w:type="dxa" w:w="9200"/>
+            <w:tcBorders>
+              <w:top w:val="single" w:color="CCCCCC" w:sz="1"/>
+              <w:left w:val="single" w:color="CCCCCC" w:sz="1"/>
+              <w:bottom w:val="single" w:color="CCCCCC" w:sz="1"/>
+              <w:right w:val="single" w:color="CCCCCC" w:sz="1"/>
+            </w:tcBorders>
+            <w:shd w:fill="2E75B6" w:val="clear"/>
+            <w:tcMar>
+              <w:top w:type="dxa" w:w="80"/>
+              <w:left w:type="dxa" w:w="200"/>
+              <w:bottom w:type="dxa" w:w="80"/>
+              <w:right w:type="dxa" w:w="200"/>
+            </w:tcMar>
+          </w:tcPr>
+          <w:p>
+            <w:r>
+              <w:rPr>
+                <w:rFonts w:ascii="Malgun Gothic" w:cs="Malgun Gothic" w:eastAsia="Malgun Gothic" w:hAnsi="Malgun Gothic"/>
+                <w:b/>
+                <w:bCs/>
+                <w:color w:val="FFFFFF"/>
+                <w:sz w:val="20"/>
+                <w:szCs w:val="20"/>
+              </w:rPr>
+              <w:t xml:space="preserve">주문 크기 계산 공식</w:t>
+            </w:r>
+          </w:p>
+        </w:tc>
+      </w:tr>
+      <w:tr>
+        <w:tc>
+          <w:tcPr>
+            <w:tcW w:type="dxa" w:w="9200"/>
+            <w:tcBorders>
+              <w:top w:val="single" w:color="CCCCCC" w:sz="1"/>
+              <w:left w:val="single" w:color="CCCCCC" w:sz="1"/>
+              <w:bottom w:val="single" w:color="CCCCCC" w:sz="1"/>
+              <w:right w:val="single" w:color="CCCCCC" w:sz="1"/>
+            </w:tcBorders>
+            <w:shd w:fill="D6E4F0" w:val="clear"/>
+            <w:tcMar>
+              <w:top w:type="dxa" w:w="120"/>
+              <w:left w:type="dxa" w:w="200"/>
+              <w:bottom w:type="dxa" w:w="120"/>
+              <w:right w:type="dxa" w:w="200"/>
+            </w:tcMar>
+          </w:tcPr>
+          <w:p>
+            <w:pPr>
+              <w:spacing w:after="40" w:before="40"/>
+            </w:pPr>
+            <w:r>
+              <w:rPr>
+                <w:rFonts w:ascii="Malgun Gothic" w:cs="Malgun Gothic" w:eastAsia="Malgun Gothic" w:hAnsi="Malgun Gothic"/>
+                <w:sz w:val="18"/>
+                <w:szCs w:val="18"/>
+              </w:rPr>
+              <w:t xml:space="preserve">cycle_slot_size = cycle_start_cash / n_splits</w:t>
+            </w:r>
+          </w:p>
+          <w:p>
+            <w:pPr>
+              <w:spacing w:after="40" w:before="40"/>
+            </w:pPr>
+            <w:r>
+              <w:rPr>
+                <w:rFonts w:ascii="Malgun Gothic" w:cs="Malgun Gothic" w:eastAsia="Malgun Gothic" w:hAnsi="Malgun Gothic"/>
+                <w:sz w:val="18"/>
+                <w:szCs w:val="18"/>
+              </w:rPr>
+              <w:t xml:space="preserve">per_order_size  = cycle_slot_size / n_buy_orders</w:t>
+            </w:r>
+          </w:p>
+          <w:p>
+            <w:pPr>
+              <w:spacing w:after="40" w:before="40"/>
+            </w:pPr>
+            <w:r>
+              <w:rPr>
+                <w:rFonts w:ascii="Malgun Gothic" w:cs="Malgun Gothic" w:eastAsia="Malgun Gothic" w:hAnsi="Malgun Gothic"/>
+                <w:sz w:val="18"/>
+                <w:szCs w:val="18"/>
+              </w:rPr>
+              <w:t xml:space="preserve">threshold_btc   = cycle_slot_size / mean(sell_lo, sell_hi)</w:t>
+            </w:r>
+          </w:p>
+          <w:p>
+            <w:pPr>
+              <w:spacing w:after="40" w:before="40"/>
+            </w:pPr>
+            <w:r>
+              <w:rPr>
+                <w:rFonts w:ascii="Malgun Gothic" w:cs="Malgun Gothic" w:eastAsia="Malgun Gothic" w:hAnsi="Malgun Gothic"/>
+                <w:sz w:val="18"/>
+                <w:szCs w:val="18"/>
+              </w:rPr>
+              <w:t xml:space="preserve"/>
+            </w:r>
+          </w:p>
+          <w:p>
+            <w:pPr>
+              <w:spacing w:after="40" w:before="40"/>
+            </w:pPr>
+            <w:r>
+              <w:rPr>
+                <w:rFonts w:ascii="Malgun Gothic" w:cs="Malgun Gothic" w:eastAsia="Malgun Gothic" w:hAnsi="Malgun Gothic"/>
+                <w:sz w:val="18"/>
+                <w:szCs w:val="18"/>
+              </w:rPr>
+              <w:t xml:space="preserve">예시: 초기 자본 $10,000, n_splits=4, n_buy_orders=2</w:t>
+            </w:r>
+          </w:p>
+          <w:p>
+            <w:pPr>
+              <w:spacing w:after="40" w:before="40"/>
+            </w:pPr>
+            <w:r>
+              <w:rPr>
+                <w:rFonts w:ascii="Malgun Gothic" w:cs="Malgun Gothic" w:eastAsia="Malgun Gothic" w:hAnsi="Malgun Gothic"/>
+                <w:sz w:val="18"/>
+                <w:szCs w:val="18"/>
+              </w:rPr>
+              <w:t xml:space="preserve">  → cycle_slot_size=$2,500 / per_order_size=$1,250</w:t>
+            </w:r>
+          </w:p>
+        </w:tc>
+      </w:tr>
+    </w:tbl>
+    <w:p>
+      <w:pPr>
+        <w:spacing w:after="60" w:before="80"/>
+      </w:pPr>
     </w:p>
     <w:p>
       <w:pPr>
@@ -3514,6 +6151,137 @@
         </w:rPr>
         <w:t xml:space="preserve">동일한 주문 구조(SELL 우선, n_splits, threshold_btc)를 모든 전략에 적용하여 공정하게 비교했다. 평가 지표는 연율화 Sharpe Ratio를 주 기준으로 한다.</w:t>
       </w:r>
+    </w:p>
+    <w:p>
+      <w:pPr>
+        <w:spacing w:after="60" w:before="60"/>
+      </w:pPr>
+    </w:p>
+    <w:tbl>
+      <w:tblPr>
+        <w:tblW w:type="dxa" w:w="9200"/>
+        <w:tblBorders>
+          <w:top w:val="single" w:color="auto" w:sz="4"/>
+          <w:left w:val="single" w:color="auto" w:sz="4"/>
+          <w:bottom w:val="single" w:color="auto" w:sz="4"/>
+          <w:right w:val="single" w:color="auto" w:sz="4"/>
+          <w:insideH w:val="single" w:color="auto" w:sz="4"/>
+          <w:insideV w:val="single" w:color="auto" w:sz="4"/>
+        </w:tblBorders>
+      </w:tblPr>
+      <w:tblGrid>
+        <w:gridCol w:w="9200"/>
+      </w:tblGrid>
+      <w:tr>
+        <w:tc>
+          <w:tcPr>
+            <w:tcW w:type="dxa" w:w="9200"/>
+            <w:tcBorders>
+              <w:top w:val="single" w:color="CCCCCC" w:sz="1"/>
+              <w:left w:val="single" w:color="CCCCCC" w:sz="1"/>
+              <w:bottom w:val="single" w:color="CCCCCC" w:sz="1"/>
+              <w:right w:val="single" w:color="CCCCCC" w:sz="1"/>
+            </w:tcBorders>
+            <w:shd w:fill="2E75B6" w:val="clear"/>
+            <w:tcMar>
+              <w:top w:type="dxa" w:w="80"/>
+              <w:left w:type="dxa" w:w="200"/>
+              <w:bottom w:type="dxa" w:w="80"/>
+              <w:right w:type="dxa" w:w="200"/>
+            </w:tcMar>
+          </w:tcPr>
+          <w:p>
+            <w:r>
+              <w:rPr>
+                <w:rFonts w:ascii="Malgun Gothic" w:cs="Malgun Gothic" w:eastAsia="Malgun Gothic" w:hAnsi="Malgun Gothic"/>
+                <w:b/>
+                <w:bCs/>
+                <w:color w:val="FFFFFF"/>
+                <w:sz w:val="20"/>
+                <w:szCs w:val="20"/>
+              </w:rPr>
+              <w:t xml:space="preserve">Sharpe Ratio 연율화 공식</w:t>
+            </w:r>
+          </w:p>
+        </w:tc>
+      </w:tr>
+      <w:tr>
+        <w:tc>
+          <w:tcPr>
+            <w:tcW w:type="dxa" w:w="9200"/>
+            <w:tcBorders>
+              <w:top w:val="single" w:color="CCCCCC" w:sz="1"/>
+              <w:left w:val="single" w:color="CCCCCC" w:sz="1"/>
+              <w:bottom w:val="single" w:color="CCCCCC" w:sz="1"/>
+              <w:right w:val="single" w:color="CCCCCC" w:sz="1"/>
+            </w:tcBorders>
+            <w:shd w:fill="D6E4F0" w:val="clear"/>
+            <w:tcMar>
+              <w:top w:type="dxa" w:w="120"/>
+              <w:left w:type="dxa" w:w="200"/>
+              <w:bottom w:type="dxa" w:w="120"/>
+              <w:right w:type="dxa" w:w="200"/>
+            </w:tcMar>
+          </w:tcPr>
+          <w:p>
+            <w:pPr>
+              <w:spacing w:after="40" w:before="40"/>
+            </w:pPr>
+            <w:r>
+              <w:rPr>
+                <w:rFonts w:ascii="Malgun Gothic" w:cs="Malgun Gothic" w:eastAsia="Malgun Gothic" w:hAnsi="Malgun Gothic"/>
+                <w:sz w:val="18"/>
+                <w:szCs w:val="18"/>
+              </w:rPr>
+              <w:t xml:space="preserve">Sharpe = (mean(r_t) / std(r_t)) × √8760</w:t>
+            </w:r>
+          </w:p>
+          <w:p>
+            <w:pPr>
+              <w:spacing w:after="40" w:before="40"/>
+            </w:pPr>
+            <w:r>
+              <w:rPr>
+                <w:rFonts w:ascii="Malgun Gothic" w:cs="Malgun Gothic" w:eastAsia="Malgun Gothic" w:hAnsi="Malgun Gothic"/>
+                <w:sz w:val="18"/>
+                <w:szCs w:val="18"/>
+              </w:rPr>
+              <w:t xml:space="preserve"/>
+            </w:r>
+          </w:p>
+          <w:p>
+            <w:pPr>
+              <w:spacing w:after="40" w:before="40"/>
+            </w:pPr>
+            <w:r>
+              <w:rPr>
+                <w:rFonts w:ascii="Malgun Gothic" w:cs="Malgun Gothic" w:eastAsia="Malgun Gothic" w:hAnsi="Malgun Gothic"/>
+                <w:sz w:val="18"/>
+                <w:szCs w:val="18"/>
+              </w:rPr>
+              <w:t xml:space="preserve">  r_t   : 매 시간봉 포트폴리오 수익률</w:t>
+            </w:r>
+          </w:p>
+          <w:p>
+            <w:pPr>
+              <w:spacing w:after="40" w:before="40"/>
+            </w:pPr>
+            <w:r>
+              <w:rPr>
+                <w:rFonts w:ascii="Malgun Gothic" w:cs="Malgun Gothic" w:eastAsia="Malgun Gothic" w:hAnsi="Malgun Gothic"/>
+                <w:sz w:val="18"/>
+                <w:szCs w:val="18"/>
+              </w:rPr>
+              <w:t xml:space="preserve">  √8760 : 연율화 계수 (1년 = 8,760시간봉)</w:t>
+            </w:r>
+          </w:p>
+        </w:tc>
+      </w:tr>
+    </w:tbl>
+    <w:p>
+      <w:pPr>
+        <w:spacing w:after="80" w:before="80"/>
+      </w:pPr>
     </w:p>
     <w:p>
       <w:pPr>

--- a/reports/semester1/week6_report.docx
+++ b/reports/semester1/week6_report.docx
@@ -5228,7 +5228,7 @@
                 <w:sz w:val="18"/>
                 <w:szCs w:val="18"/>
               </w:rPr>
-              <w:t xml:space="preserve">[ 매수 주문 ]</w:t>
+              <w:t xml:space="preserve">[ 매수 주문 ]  — 기준: 현재가(price)</w:t>
             </w:r>
           </w:p>
           <w:p>
@@ -5241,7 +5241,7 @@
                 <w:sz w:val="18"/>
                 <w:szCs w:val="18"/>
               </w:rPr>
-              <w:t xml:space="preserve">  buy_hi  = price × (1 - buy_hi_gap)    buy_hi_gap  = 0.0001 + aggressiveness × 0.05</w:t>
+              <w:t xml:space="preserve">  buy_hi  = price × (1 - buy_hi_gap)       buy_hi_gap  = 0.0001 + aggressiveness × 0.05</w:t>
             </w:r>
           </w:p>
           <w:p>
@@ -5254,7 +5254,7 @@
                 <w:sz w:val="18"/>
                 <w:szCs w:val="18"/>
               </w:rPr>
-              <w:t xml:space="preserve">  buy_lo  = price × (1 - buy_lo_gap)    buy_lo_gap  = 0.001  + aggressiveness × 0.10</w:t>
+              <w:t xml:space="preserve">  buy_lo  = price × (1 - buy_lo_gap)       buy_lo_gap  = 0.001  + aggressiveness × 0.10</w:t>
             </w:r>
           </w:p>
           <w:p>
@@ -5280,7 +5280,7 @@
                 <w:sz w:val="18"/>
                 <w:szCs w:val="18"/>
               </w:rPr>
-              <w:t xml:space="preserve">[ 매도 주문 ]</w:t>
+              <w:t xml:space="preserve">[ 매도 주문 ]  — sell_lo와 sell_hi는 기준 가격이 의도적으로 다름</w:t>
             </w:r>
           </w:p>
           <w:p>
@@ -5293,7 +5293,7 @@
                 <w:sz w:val="18"/>
                 <w:szCs w:val="18"/>
               </w:rPr>
-              <w:t xml:space="preserve">  sell_lo = price × (1 + sell_lo_gap)   sell_lo_gap = 0.0001 + profit_target  × 0.05</w:t>
+              <w:t xml:space="preserve">  sell_lo = price     × (1 + sell_lo_gap)  sell_lo_gap = 0.0001 + profit_target  × 0.05</w:t>
             </w:r>
           </w:p>
           <w:p>
@@ -5307,6 +5307,184 @@
                 <w:szCs w:val="18"/>
               </w:rPr>
               <w:t xml:space="preserve">  sell_hi = avg_price × (1 + sell_hi_gap)  sell_hi_gap = 0.001  + profit_target  × 0.15</w:t>
+            </w:r>
+          </w:p>
+        </w:tc>
+      </w:tr>
+    </w:tbl>
+    <w:p>
+      <w:pPr>
+        <w:spacing w:after="60" w:before="80"/>
+      </w:pPr>
+    </w:p>
+    <w:tbl>
+      <w:tblPr>
+        <w:tblW w:type="dxa" w:w="9200"/>
+        <w:tblBorders>
+          <w:top w:val="single" w:color="auto" w:sz="4"/>
+          <w:left w:val="single" w:color="auto" w:sz="4"/>
+          <w:bottom w:val="single" w:color="auto" w:sz="4"/>
+          <w:right w:val="single" w:color="auto" w:sz="4"/>
+          <w:insideH w:val="single" w:color="auto" w:sz="4"/>
+          <w:insideV w:val="single" w:color="auto" w:sz="4"/>
+        </w:tblBorders>
+      </w:tblPr>
+      <w:tblGrid>
+        <w:gridCol w:w="9200"/>
+      </w:tblGrid>
+      <w:tr>
+        <w:tc>
+          <w:tcPr>
+            <w:tcW w:type="dxa" w:w="9200"/>
+            <w:tcBorders>
+              <w:top w:val="single" w:color="CCCCCC" w:sz="1"/>
+              <w:left w:val="single" w:color="CCCCCC" w:sz="1"/>
+              <w:bottom w:val="single" w:color="CCCCCC" w:sz="1"/>
+              <w:right w:val="single" w:color="CCCCCC" w:sz="1"/>
+            </w:tcBorders>
+            <w:shd w:fill="2E75B6" w:val="clear"/>
+            <w:tcMar>
+              <w:top w:type="dxa" w:w="80"/>
+              <w:left w:type="dxa" w:w="200"/>
+              <w:bottom w:type="dxa" w:w="80"/>
+              <w:right w:type="dxa" w:w="200"/>
+            </w:tcMar>
+          </w:tcPr>
+          <w:p>
+            <w:r>
+              <w:rPr>
+                <w:rFonts w:ascii="Malgun Gothic" w:cs="Malgun Gothic" w:eastAsia="Malgun Gothic" w:hAnsi="Malgun Gothic"/>
+                <w:b/>
+                <w:bCs/>
+                <w:color w:val="FFFFFF"/>
+                <w:sz w:val="20"/>
+                <w:szCs w:val="20"/>
+              </w:rPr>
+              <w:t xml:space="preserve">sell_lo vs sell_hi 기준 가격이 다른 이유</w:t>
+            </w:r>
+          </w:p>
+        </w:tc>
+      </w:tr>
+      <w:tr>
+        <w:tc>
+          <w:tcPr>
+            <w:tcW w:type="dxa" w:w="9200"/>
+            <w:tcBorders>
+              <w:top w:val="single" w:color="CCCCCC" w:sz="1"/>
+              <w:left w:val="single" w:color="CCCCCC" w:sz="1"/>
+              <w:bottom w:val="single" w:color="CCCCCC" w:sz="1"/>
+              <w:right w:val="single" w:color="CCCCCC" w:sz="1"/>
+            </w:tcBorders>
+            <w:shd w:fill="D6E4F0" w:val="clear"/>
+            <w:tcMar>
+              <w:top w:type="dxa" w:w="120"/>
+              <w:left w:type="dxa" w:w="200"/>
+              <w:bottom w:type="dxa" w:w="120"/>
+              <w:right w:type="dxa" w:w="200"/>
+            </w:tcMar>
+          </w:tcPr>
+          <w:p>
+            <w:pPr>
+              <w:spacing w:after="40" w:before="40"/>
+            </w:pPr>
+            <w:r>
+              <w:rPr>
+                <w:rFonts w:ascii="Malgun Gothic" w:cs="Malgun Gothic" w:eastAsia="Malgun Gothic" w:hAnsi="Malgun Gothic"/>
+                <w:sz w:val="18"/>
+                <w:szCs w:val="18"/>
+              </w:rPr>
+              <w:t xml:space="preserve">sell_lo (현재가 기준): 시장 모멘텀 활용 — "지금 시장 기준으로 조금만 올라도 팔겠다"</w:t>
+            </w:r>
+          </w:p>
+          <w:p>
+            <w:pPr>
+              <w:spacing w:after="40" w:before="40"/>
+            </w:pPr>
+            <w:r>
+              <w:rPr>
+                <w:rFonts w:ascii="Malgun Gothic" w:cs="Malgun Gothic" w:eastAsia="Malgun Gothic" w:hAnsi="Malgun Gothic"/>
+                <w:sz w:val="18"/>
+                <w:szCs w:val="18"/>
+              </w:rPr>
+              <w:t xml:space="preserve">  → 변동성이 있는 장에서 빠른 소익 실현 목적</w:t>
+            </w:r>
+          </w:p>
+          <w:p>
+            <w:pPr>
+              <w:spacing w:after="40" w:before="40"/>
+            </w:pPr>
+            <w:r>
+              <w:rPr>
+                <w:rFonts w:ascii="Malgun Gothic" w:cs="Malgun Gothic" w:eastAsia="Malgun Gothic" w:hAnsi="Malgun Gothic"/>
+                <w:sz w:val="18"/>
+                <w:szCs w:val="18"/>
+              </w:rPr>
+              <w:t xml:space="preserve"/>
+            </w:r>
+          </w:p>
+          <w:p>
+            <w:pPr>
+              <w:spacing w:after="40" w:before="40"/>
+            </w:pPr>
+            <w:r>
+              <w:rPr>
+                <w:rFonts w:ascii="Malgun Gothic" w:cs="Malgun Gothic" w:eastAsia="Malgun Gothic" w:hAnsi="Malgun Gothic"/>
+                <w:sz w:val="18"/>
+                <w:szCs w:val="18"/>
+              </w:rPr>
+              <w:t xml:space="preserve">sell_hi (평단가 기준): 원가 기반 수익 보호 — "매수 원가 대비 확실한 수익이 날 때만 팔겠다"</w:t>
+            </w:r>
+          </w:p>
+          <w:p>
+            <w:pPr>
+              <w:spacing w:after="40" w:before="40"/>
+            </w:pPr>
+            <w:r>
+              <w:rPr>
+                <w:rFonts w:ascii="Malgun Gothic" w:cs="Malgun Gothic" w:eastAsia="Malgun Gothic" w:hAnsi="Malgun Gothic"/>
+                <w:sz w:val="18"/>
+                <w:szCs w:val="18"/>
+              </w:rPr>
+              <w:t xml:space="preserve">  → 손실 매도를 방지하고 목표 수익률을 보장하는 목적</w:t>
+            </w:r>
+          </w:p>
+          <w:p>
+            <w:pPr>
+              <w:spacing w:after="40" w:before="40"/>
+            </w:pPr>
+            <w:r>
+              <w:rPr>
+                <w:rFonts w:ascii="Malgun Gothic" w:cs="Malgun Gothic" w:eastAsia="Malgun Gothic" w:hAnsi="Malgun Gothic"/>
+                <w:sz w:val="18"/>
+                <w:szCs w:val="18"/>
+              </w:rPr>
+              <w:t xml:space="preserve"/>
+            </w:r>
+          </w:p>
+          <w:p>
+            <w:pPr>
+              <w:spacing w:after="40" w:before="40"/>
+            </w:pPr>
+            <w:r>
+              <w:rPr>
+                <w:rFonts w:ascii="Malgun Gothic" w:cs="Malgun Gothic" w:eastAsia="Malgun Gothic" w:hAnsi="Malgun Gothic"/>
+                <w:sz w:val="18"/>
+                <w:szCs w:val="18"/>
+              </w:rPr>
+              <w:t xml:space="preserve">※ 주의: avg_price가 현재가보다 낮을 때 sell_hi &lt; sell_lo 역전이 발생할 수 있음</w:t>
+            </w:r>
+          </w:p>
+          <w:p>
+            <w:pPr>
+              <w:spacing w:after="40" w:before="40"/>
+            </w:pPr>
+            <w:r>
+              <w:rPr>
+                <w:rFonts w:ascii="Malgun Gothic" w:cs="Malgun Gothic" w:eastAsia="Malgun Gothic" w:hAnsi="Malgun Gothic"/>
+                <w:sz w:val="18"/>
+                <w:szCs w:val="18"/>
+              </w:rPr>
+              <w:t xml:space="preserve">   → 다음 실험에서 명칭 변경 및 역전 케이스 처리 예정 (7.2 설계 이슈 참조)</w:t>
             </w:r>
           </w:p>
         </w:tc>
@@ -10124,6 +10302,775 @@
         <w:t xml:space="preserve">백테스트와 실전 차이: 슬리피지, 부분 체결 등 실제 시장 마찰 미반영</w:t>
       </w:r>
     </w:p>
+    <w:p>
+      <w:pPr>
+        <w:spacing w:after="60" w:before="120"/>
+      </w:pPr>
+    </w:p>
+    <w:p>
+      <w:pPr>
+        <w:pStyle w:val="Heading2"/>
+        <w:spacing w:after="120" w:before="240"/>
+      </w:pPr>
+      <w:r>
+        <w:rPr>
+          <w:rFonts w:ascii="Malgun Gothic" w:cs="Malgun Gothic" w:eastAsia="Malgun Gothic" w:hAnsi="Malgun Gothic"/>
+          <w:b/>
+          <w:bCs/>
+          <w:color w:val="2E75B6"/>
+          <w:sz w:val="26"/>
+          <w:szCs w:val="26"/>
+        </w:rPr>
+        <w:t xml:space="preserve">7.2 발견된 설계 이슈 (다음 실험 반영 예정)</w:t>
+      </w:r>
+    </w:p>
+    <w:p>
+      <w:pPr>
+        <w:spacing w:after="60" w:before="60"/>
+      </w:pPr>
+      <w:r>
+        <w:rPr>
+          <w:rFonts w:ascii="Malgun Gothic" w:cs="Malgun Gothic" w:eastAsia="Malgun Gothic" w:hAnsi="Malgun Gothic"/>
+          <w:sz w:val="20"/>
+          <w:szCs w:val="20"/>
+        </w:rPr>
+        <w:t xml:space="preserve">실험 분석 과정에서 다음 세 가지 설계 이슈가 발견되었다. 하이퍼파라미터 튜닝(exp003)과 함께 반영할 예정이다.</w:t>
+      </w:r>
+    </w:p>
+    <w:p>
+      <w:pPr>
+        <w:spacing w:after="80" w:before="80"/>
+      </w:pPr>
+    </w:p>
+    <w:tbl>
+      <w:tblPr>
+        <w:tblW w:type="dxa" w:w="9200"/>
+        <w:tblBorders>
+          <w:top w:val="single" w:color="auto" w:sz="4"/>
+          <w:left w:val="single" w:color="auto" w:sz="4"/>
+          <w:bottom w:val="single" w:color="auto" w:sz="4"/>
+          <w:right w:val="single" w:color="auto" w:sz="4"/>
+          <w:insideH w:val="single" w:color="auto" w:sz="4"/>
+          <w:insideV w:val="single" w:color="auto" w:sz="4"/>
+        </w:tblBorders>
+      </w:tblPr>
+      <w:tblGrid>
+        <w:gridCol w:w="2800"/>
+        <w:gridCol w:w="1400"/>
+        <w:gridCol w:w="2200"/>
+        <w:gridCol w:w="2800"/>
+      </w:tblGrid>
+      <w:tr>
+        <w:tc>
+          <w:tcPr>
+            <w:tcW w:type="dxa" w:w="2800"/>
+            <w:tcBorders>
+              <w:top w:val="single" w:color="CCCCCC" w:sz="1"/>
+              <w:left w:val="single" w:color="CCCCCC" w:sz="1"/>
+              <w:bottom w:val="single" w:color="CCCCCC" w:sz="1"/>
+              <w:right w:val="single" w:color="CCCCCC" w:sz="1"/>
+            </w:tcBorders>
+            <w:shd w:fill="2E75B6" w:val="clear"/>
+            <w:tcMar>
+              <w:top w:type="dxa" w:w="80"/>
+              <w:left w:type="dxa" w:w="160"/>
+              <w:bottom w:type="dxa" w:w="80"/>
+              <w:right w:type="dxa" w:w="160"/>
+            </w:tcMar>
+            <w:vAlign w:val="center"/>
+          </w:tcPr>
+          <w:p>
+            <w:pPr>
+              <w:jc w:val="center"/>
+            </w:pPr>
+            <w:r>
+              <w:rPr>
+                <w:rFonts w:ascii="Malgun Gothic" w:cs="Malgun Gothic" w:eastAsia="Malgun Gothic" w:hAnsi="Malgun Gothic"/>
+                <w:b/>
+                <w:bCs/>
+                <w:color w:val="FFFFFF"/>
+                <w:sz w:val="18"/>
+                <w:szCs w:val="18"/>
+              </w:rPr>
+              <w:t xml:space="preserve">이슈</w:t>
+            </w:r>
+          </w:p>
+        </w:tc>
+        <w:tc>
+          <w:tcPr>
+            <w:tcW w:type="dxa" w:w="1400"/>
+            <w:tcBorders>
+              <w:top w:val="single" w:color="CCCCCC" w:sz="1"/>
+              <w:left w:val="single" w:color="CCCCCC" w:sz="1"/>
+              <w:bottom w:val="single" w:color="CCCCCC" w:sz="1"/>
+              <w:right w:val="single" w:color="CCCCCC" w:sz="1"/>
+            </w:tcBorders>
+            <w:shd w:fill="2E75B6" w:val="clear"/>
+            <w:tcMar>
+              <w:top w:type="dxa" w:w="80"/>
+              <w:left w:type="dxa" w:w="160"/>
+              <w:bottom w:type="dxa" w:w="80"/>
+              <w:right w:type="dxa" w:w="160"/>
+            </w:tcMar>
+            <w:vAlign w:val="center"/>
+          </w:tcPr>
+          <w:p>
+            <w:pPr>
+              <w:jc w:val="center"/>
+            </w:pPr>
+            <w:r>
+              <w:rPr>
+                <w:rFonts w:ascii="Malgun Gothic" w:cs="Malgun Gothic" w:eastAsia="Malgun Gothic" w:hAnsi="Malgun Gothic"/>
+                <w:b/>
+                <w:bCs/>
+                <w:color w:val="FFFFFF"/>
+                <w:sz w:val="18"/>
+                <w:szCs w:val="18"/>
+              </w:rPr>
+              <w:t xml:space="preserve">심각도</w:t>
+            </w:r>
+          </w:p>
+        </w:tc>
+        <w:tc>
+          <w:tcPr>
+            <w:tcW w:type="dxa" w:w="2200"/>
+            <w:tcBorders>
+              <w:top w:val="single" w:color="CCCCCC" w:sz="1"/>
+              <w:left w:val="single" w:color="CCCCCC" w:sz="1"/>
+              <w:bottom w:val="single" w:color="CCCCCC" w:sz="1"/>
+              <w:right w:val="single" w:color="CCCCCC" w:sz="1"/>
+            </w:tcBorders>
+            <w:shd w:fill="2E75B6" w:val="clear"/>
+            <w:tcMar>
+              <w:top w:type="dxa" w:w="80"/>
+              <w:left w:type="dxa" w:w="160"/>
+              <w:bottom w:type="dxa" w:w="80"/>
+              <w:right w:type="dxa" w:w="160"/>
+            </w:tcMar>
+            <w:vAlign w:val="center"/>
+          </w:tcPr>
+          <w:p>
+            <w:pPr>
+              <w:jc w:val="center"/>
+            </w:pPr>
+            <w:r>
+              <w:rPr>
+                <w:rFonts w:ascii="Malgun Gothic" w:cs="Malgun Gothic" w:eastAsia="Malgun Gothic" w:hAnsi="Malgun Gothic"/>
+                <w:b/>
+                <w:bCs/>
+                <w:color w:val="FFFFFF"/>
+                <w:sz w:val="18"/>
+                <w:szCs w:val="18"/>
+              </w:rPr>
+              <w:t xml:space="preserve">현재</w:t>
+            </w:r>
+          </w:p>
+        </w:tc>
+        <w:tc>
+          <w:tcPr>
+            <w:tcW w:type="dxa" w:w="2800"/>
+            <w:tcBorders>
+              <w:top w:val="single" w:color="CCCCCC" w:sz="1"/>
+              <w:left w:val="single" w:color="CCCCCC" w:sz="1"/>
+              <w:bottom w:val="single" w:color="CCCCCC" w:sz="1"/>
+              <w:right w:val="single" w:color="CCCCCC" w:sz="1"/>
+            </w:tcBorders>
+            <w:shd w:fill="2E75B6" w:val="clear"/>
+            <w:tcMar>
+              <w:top w:type="dxa" w:w="80"/>
+              <w:left w:type="dxa" w:w="160"/>
+              <w:bottom w:type="dxa" w:w="80"/>
+              <w:right w:type="dxa" w:w="160"/>
+            </w:tcMar>
+            <w:vAlign w:val="center"/>
+          </w:tcPr>
+          <w:p>
+            <w:pPr>
+              <w:jc w:val="center"/>
+            </w:pPr>
+            <w:r>
+              <w:rPr>
+                <w:rFonts w:ascii="Malgun Gothic" w:cs="Malgun Gothic" w:eastAsia="Malgun Gothic" w:hAnsi="Malgun Gothic"/>
+                <w:b/>
+                <w:bCs/>
+                <w:color w:val="FFFFFF"/>
+                <w:sz w:val="18"/>
+                <w:szCs w:val="18"/>
+              </w:rPr>
+              <w:t xml:space="preserve">개선 방향</w:t>
+            </w:r>
+          </w:p>
+        </w:tc>
+      </w:tr>
+      <w:tr>
+        <w:tc>
+          <w:tcPr>
+            <w:tcW w:type="dxa" w:w="2800"/>
+            <w:tcBorders>
+              <w:top w:val="single" w:color="CCCCCC" w:sz="1"/>
+              <w:left w:val="single" w:color="CCCCCC" w:sz="1"/>
+              <w:bottom w:val="single" w:color="CCCCCC" w:sz="1"/>
+              <w:right w:val="single" w:color="CCCCCC" w:sz="1"/>
+            </w:tcBorders>
+            <w:shd w:fill="F2F2F2" w:val="clear"/>
+            <w:tcMar>
+              <w:top w:type="dxa" w:w="80"/>
+              <w:left w:type="dxa" w:w="160"/>
+              <w:bottom w:type="dxa" w:w="80"/>
+              <w:right w:type="dxa" w:w="160"/>
+            </w:tcMar>
+            <w:vAlign w:val="center"/>
+          </w:tcPr>
+          <w:p>
+            <w:pPr>
+              <w:jc w:val="left"/>
+            </w:pPr>
+            <w:r>
+              <w:rPr>
+                <w:rFonts w:ascii="Malgun Gothic" w:cs="Malgun Gothic" w:eastAsia="Malgun Gothic" w:hAnsi="Malgun Gothic"/>
+                <w:b w:val="false"/>
+                <w:bCs w:val="false"/>
+                <w:color w:val="000000"/>
+                <w:sz w:val="18"/>
+                <w:szCs w:val="18"/>
+              </w:rPr>
+              <w:t xml:space="preserve">threshold_btc 분모 불명확</w:t>
+            </w:r>
+          </w:p>
+        </w:tc>
+        <w:tc>
+          <w:tcPr>
+            <w:tcW w:type="dxa" w:w="1400"/>
+            <w:tcBorders>
+              <w:top w:val="single" w:color="CCCCCC" w:sz="1"/>
+              <w:left w:val="single" w:color="CCCCCC" w:sz="1"/>
+              <w:bottom w:val="single" w:color="CCCCCC" w:sz="1"/>
+              <w:right w:val="single" w:color="CCCCCC" w:sz="1"/>
+            </w:tcBorders>
+            <w:shd w:fill="F2F2F2" w:val="clear"/>
+            <w:tcMar>
+              <w:top w:type="dxa" w:w="80"/>
+              <w:left w:type="dxa" w:w="160"/>
+              <w:bottom w:type="dxa" w:w="80"/>
+              <w:right w:type="dxa" w:w="160"/>
+            </w:tcMar>
+            <w:vAlign w:val="center"/>
+          </w:tcPr>
+          <w:p>
+            <w:pPr>
+              <w:jc w:val="center"/>
+            </w:pPr>
+            <w:r>
+              <w:rPr>
+                <w:rFonts w:ascii="Malgun Gothic" w:cs="Malgun Gothic" w:eastAsia="Malgun Gothic" w:hAnsi="Malgun Gothic"/>
+                <w:b w:val="false"/>
+                <w:bCs w:val="false"/>
+                <w:color w:val="000000"/>
+                <w:sz w:val="18"/>
+                <w:szCs w:val="18"/>
+              </w:rPr>
+              <w:t xml:space="preserve">낮음</w:t>
+            </w:r>
+          </w:p>
+        </w:tc>
+        <w:tc>
+          <w:tcPr>
+            <w:tcW w:type="dxa" w:w="2200"/>
+            <w:tcBorders>
+              <w:top w:val="single" w:color="CCCCCC" w:sz="1"/>
+              <w:left w:val="single" w:color="CCCCCC" w:sz="1"/>
+              <w:bottom w:val="single" w:color="CCCCCC" w:sz="1"/>
+              <w:right w:val="single" w:color="CCCCCC" w:sz="1"/>
+            </w:tcBorders>
+            <w:shd w:fill="F2F2F2" w:val="clear"/>
+            <w:tcMar>
+              <w:top w:type="dxa" w:w="80"/>
+              <w:left w:type="dxa" w:w="160"/>
+              <w:bottom w:type="dxa" w:w="80"/>
+              <w:right w:type="dxa" w:w="160"/>
+            </w:tcMar>
+            <w:vAlign w:val="center"/>
+          </w:tcPr>
+          <w:p>
+            <w:pPr>
+              <w:jc w:val="center"/>
+            </w:pPr>
+            <w:r>
+              <w:rPr>
+                <w:rFonts w:ascii="Malgun Gothic" w:cs="Malgun Gothic" w:eastAsia="Malgun Gothic" w:hAnsi="Malgun Gothic"/>
+                <w:b w:val="false"/>
+                <w:bCs w:val="false"/>
+                <w:color w:val="000000"/>
+                <w:sz w:val="18"/>
+                <w:szCs w:val="18"/>
+              </w:rPr>
+              <w:t xml:space="preserve">avg(sell_lo, sell_hi)</w:t>
+            </w:r>
+          </w:p>
+        </w:tc>
+        <w:tc>
+          <w:tcPr>
+            <w:tcW w:type="dxa" w:w="2800"/>
+            <w:tcBorders>
+              <w:top w:val="single" w:color="CCCCCC" w:sz="1"/>
+              <w:left w:val="single" w:color="CCCCCC" w:sz="1"/>
+              <w:bottom w:val="single" w:color="CCCCCC" w:sz="1"/>
+              <w:right w:val="single" w:color="CCCCCC" w:sz="1"/>
+            </w:tcBorders>
+            <w:shd w:fill="F2F2F2" w:val="clear"/>
+            <w:tcMar>
+              <w:top w:type="dxa" w:w="80"/>
+              <w:left w:type="dxa" w:w="160"/>
+              <w:bottom w:type="dxa" w:w="80"/>
+              <w:right w:type="dxa" w:w="160"/>
+            </w:tcMar>
+            <w:vAlign w:val="center"/>
+          </w:tcPr>
+          <w:p>
+            <w:pPr>
+              <w:jc w:val="left"/>
+            </w:pPr>
+            <w:r>
+              <w:rPr>
+                <w:rFonts w:ascii="Malgun Gothic" w:cs="Malgun Gothic" w:eastAsia="Malgun Gothic" w:hAnsi="Malgun Gothic"/>
+                <w:b w:val="false"/>
+                <w:bCs w:val="false"/>
+                <w:color w:val="000000"/>
+                <w:sz w:val="18"/>
+                <w:szCs w:val="18"/>
+              </w:rPr>
+              <w:t xml:space="preserve">price로 단순화 — "1슬롯으로 살 수 있는 BTC량" 명확화</w:t>
+            </w:r>
+          </w:p>
+        </w:tc>
+      </w:tr>
+      <w:tr>
+        <w:tc>
+          <w:tcPr>
+            <w:tcW w:type="dxa" w:w="2800"/>
+            <w:tcBorders>
+              <w:top w:val="single" w:color="CCCCCC" w:sz="1"/>
+              <w:left w:val="single" w:color="CCCCCC" w:sz="1"/>
+              <w:bottom w:val="single" w:color="CCCCCC" w:sz="1"/>
+              <w:right w:val="single" w:color="CCCCCC" w:sz="1"/>
+            </w:tcBorders>
+            <w:shd w:fill="FFFFFF" w:val="clear"/>
+            <w:tcMar>
+              <w:top w:type="dxa" w:w="80"/>
+              <w:left w:type="dxa" w:w="160"/>
+              <w:bottom w:type="dxa" w:w="80"/>
+              <w:right w:type="dxa" w:w="160"/>
+            </w:tcMar>
+            <w:vAlign w:val="center"/>
+          </w:tcPr>
+          <w:p>
+            <w:pPr>
+              <w:jc w:val="left"/>
+            </w:pPr>
+            <w:r>
+              <w:rPr>
+                <w:rFonts w:ascii="Malgun Gothic" w:cs="Malgun Gothic" w:eastAsia="Malgun Gothic" w:hAnsi="Malgun Gothic"/>
+                <w:b w:val="false"/>
+                <w:bCs w:val="false"/>
+                <w:color w:val="000000"/>
+                <w:sz w:val="18"/>
+                <w:szCs w:val="18"/>
+              </w:rPr>
+              <w:t xml:space="preserve">균등 분할 매도 기준 불일치</w:t>
+            </w:r>
+          </w:p>
+        </w:tc>
+        <w:tc>
+          <w:tcPr>
+            <w:tcW w:type="dxa" w:w="1400"/>
+            <w:tcBorders>
+              <w:top w:val="single" w:color="CCCCCC" w:sz="1"/>
+              <w:left w:val="single" w:color="CCCCCC" w:sz="1"/>
+              <w:bottom w:val="single" w:color="CCCCCC" w:sz="1"/>
+              <w:right w:val="single" w:color="CCCCCC" w:sz="1"/>
+            </w:tcBorders>
+            <w:shd w:fill="FFFFFF" w:val="clear"/>
+            <w:tcMar>
+              <w:top w:type="dxa" w:w="80"/>
+              <w:left w:type="dxa" w:w="160"/>
+              <w:bottom w:type="dxa" w:w="80"/>
+              <w:right w:type="dxa" w:w="160"/>
+            </w:tcMar>
+            <w:vAlign w:val="center"/>
+          </w:tcPr>
+          <w:p>
+            <w:pPr>
+              <w:jc w:val="center"/>
+            </w:pPr>
+            <w:r>
+              <w:rPr>
+                <w:rFonts w:ascii="Malgun Gothic" w:cs="Malgun Gothic" w:eastAsia="Malgun Gothic" w:hAnsi="Malgun Gothic"/>
+                <w:b w:val="false"/>
+                <w:bCs w:val="false"/>
+                <w:color w:val="000000"/>
+                <w:sz w:val="18"/>
+                <w:szCs w:val="18"/>
+              </w:rPr>
+              <w:t xml:space="preserve">낮음</w:t>
+            </w:r>
+          </w:p>
+        </w:tc>
+        <w:tc>
+          <w:tcPr>
+            <w:tcW w:type="dxa" w:w="2200"/>
+            <w:tcBorders>
+              <w:top w:val="single" w:color="CCCCCC" w:sz="1"/>
+              <w:left w:val="single" w:color="CCCCCC" w:sz="1"/>
+              <w:bottom w:val="single" w:color="CCCCCC" w:sz="1"/>
+              <w:right w:val="single" w:color="CCCCCC" w:sz="1"/>
+            </w:tcBorders>
+            <w:shd w:fill="FFFFFF" w:val="clear"/>
+            <w:tcMar>
+              <w:top w:type="dxa" w:w="80"/>
+              <w:left w:type="dxa" w:w="160"/>
+              <w:bottom w:type="dxa" w:w="80"/>
+              <w:right w:type="dxa" w:w="160"/>
+            </w:tcMar>
+            <w:vAlign w:val="center"/>
+          </w:tcPr>
+          <w:p>
+            <w:pPr>
+              <w:jc w:val="center"/>
+            </w:pPr>
+            <w:r>
+              <w:rPr>
+                <w:rFonts w:ascii="Malgun Gothic" w:cs="Malgun Gothic" w:eastAsia="Malgun Gothic" w:hAnsi="Malgun Gothic"/>
+                <w:b w:val="false"/>
+                <w:bCs w:val="false"/>
+                <w:color w:val="000000"/>
+                <w:sz w:val="18"/>
+                <w:szCs w:val="18"/>
+              </w:rPr>
+              <w:t xml:space="preserve">holdings / n_sell_orders</w:t>
+            </w:r>
+          </w:p>
+        </w:tc>
+        <w:tc>
+          <w:tcPr>
+            <w:tcW w:type="dxa" w:w="2800"/>
+            <w:tcBorders>
+              <w:top w:val="single" w:color="CCCCCC" w:sz="1"/>
+              <w:left w:val="single" w:color="CCCCCC" w:sz="1"/>
+              <w:bottom w:val="single" w:color="CCCCCC" w:sz="1"/>
+              <w:right w:val="single" w:color="CCCCCC" w:sz="1"/>
+            </w:tcBorders>
+            <w:shd w:fill="FFFFFF" w:val="clear"/>
+            <w:tcMar>
+              <w:top w:type="dxa" w:w="80"/>
+              <w:left w:type="dxa" w:w="160"/>
+              <w:bottom w:type="dxa" w:w="80"/>
+              <w:right w:type="dxa" w:w="160"/>
+            </w:tcMar>
+            <w:vAlign w:val="center"/>
+          </w:tcPr>
+          <w:p>
+            <w:pPr>
+              <w:jc w:val="left"/>
+            </w:pPr>
+            <w:r>
+              <w:rPr>
+                <w:rFonts w:ascii="Malgun Gothic" w:cs="Malgun Gothic" w:eastAsia="Malgun Gothic" w:hAnsi="Malgun Gothic"/>
+                <w:b w:val="false"/>
+                <w:bCs w:val="false"/>
+                <w:color w:val="000000"/>
+                <w:sz w:val="18"/>
+                <w:szCs w:val="18"/>
+              </w:rPr>
+              <w:t xml:space="preserve">holdings / n_splits로 변경 — 매수(n_splits 분할)와 대칭</w:t>
+            </w:r>
+          </w:p>
+        </w:tc>
+      </w:tr>
+      <w:tr>
+        <w:tc>
+          <w:tcPr>
+            <w:tcW w:type="dxa" w:w="2800"/>
+            <w:tcBorders>
+              <w:top w:val="single" w:color="CCCCCC" w:sz="1"/>
+              <w:left w:val="single" w:color="CCCCCC" w:sz="1"/>
+              <w:bottom w:val="single" w:color="CCCCCC" w:sz="1"/>
+              <w:right w:val="single" w:color="CCCCCC" w:sz="1"/>
+            </w:tcBorders>
+            <w:shd w:fill="F2F2F2" w:val="clear"/>
+            <w:tcMar>
+              <w:top w:type="dxa" w:w="80"/>
+              <w:left w:type="dxa" w:w="160"/>
+              <w:bottom w:type="dxa" w:w="80"/>
+              <w:right w:type="dxa" w:w="160"/>
+            </w:tcMar>
+            <w:vAlign w:val="center"/>
+          </w:tcPr>
+          <w:p>
+            <w:pPr>
+              <w:jc w:val="left"/>
+            </w:pPr>
+            <w:r>
+              <w:rPr>
+                <w:rFonts w:ascii="Malgun Gothic" w:cs="Malgun Gothic" w:eastAsia="Malgun Gothic" w:hAnsi="Malgun Gothic"/>
+                <w:b w:val="false"/>
+                <w:bCs w:val="false"/>
+                <w:color w:val="000000"/>
+                <w:sz w:val="18"/>
+                <w:szCs w:val="18"/>
+              </w:rPr>
+              <w:t xml:space="preserve">지정가 체결 방식 — 백테스트와 실전 불일치</w:t>
+            </w:r>
+          </w:p>
+        </w:tc>
+        <w:tc>
+          <w:tcPr>
+            <w:tcW w:type="dxa" w:w="1400"/>
+            <w:tcBorders>
+              <w:top w:val="single" w:color="CCCCCC" w:sz="1"/>
+              <w:left w:val="single" w:color="CCCCCC" w:sz="1"/>
+              <w:bottom w:val="single" w:color="CCCCCC" w:sz="1"/>
+              <w:right w:val="single" w:color="CCCCCC" w:sz="1"/>
+            </w:tcBorders>
+            <w:shd w:fill="F2F2F2" w:val="clear"/>
+            <w:tcMar>
+              <w:top w:type="dxa" w:w="80"/>
+              <w:left w:type="dxa" w:w="160"/>
+              <w:bottom w:type="dxa" w:w="80"/>
+              <w:right w:type="dxa" w:w="160"/>
+            </w:tcMar>
+            <w:vAlign w:val="center"/>
+          </w:tcPr>
+          <w:p>
+            <w:pPr>
+              <w:jc w:val="center"/>
+            </w:pPr>
+            <w:r>
+              <w:rPr>
+                <w:rFonts w:ascii="Malgun Gothic" w:cs="Malgun Gothic" w:eastAsia="Malgun Gothic" w:hAnsi="Malgun Gothic"/>
+                <w:b w:val="false"/>
+                <w:bCs w:val="false"/>
+                <w:color w:val="000000"/>
+                <w:sz w:val="18"/>
+                <w:szCs w:val="18"/>
+              </w:rPr>
+              <w:t xml:space="preserve">중간</w:t>
+            </w:r>
+          </w:p>
+        </w:tc>
+        <w:tc>
+          <w:tcPr>
+            <w:tcW w:type="dxa" w:w="2200"/>
+            <w:tcBorders>
+              <w:top w:val="single" w:color="CCCCCC" w:sz="1"/>
+              <w:left w:val="single" w:color="CCCCCC" w:sz="1"/>
+              <w:bottom w:val="single" w:color="CCCCCC" w:sz="1"/>
+              <w:right w:val="single" w:color="CCCCCC" w:sz="1"/>
+            </w:tcBorders>
+            <w:shd w:fill="F2F2F2" w:val="clear"/>
+            <w:tcMar>
+              <w:top w:type="dxa" w:w="80"/>
+              <w:left w:type="dxa" w:w="160"/>
+              <w:bottom w:type="dxa" w:w="80"/>
+              <w:right w:type="dxa" w:w="160"/>
+            </w:tcMar>
+            <w:vAlign w:val="center"/>
+          </w:tcPr>
+          <w:p>
+            <w:pPr>
+              <w:jc w:val="center"/>
+            </w:pPr>
+            <w:r>
+              <w:rPr>
+                <w:rFonts w:ascii="Malgun Gothic" w:cs="Malgun Gothic" w:eastAsia="Malgun Gothic" w:hAnsi="Malgun Gothic"/>
+                <w:b w:val="false"/>
+                <w:bCs w:val="false"/>
+                <w:color w:val="000000"/>
+                <w:sz w:val="18"/>
+                <w:szCs w:val="18"/>
+              </w:rPr>
+              <w:t xml:space="preserve">지정가 그대로 체결</w:t>
+            </w:r>
+          </w:p>
+        </w:tc>
+        <w:tc>
+          <w:tcPr>
+            <w:tcW w:type="dxa" w:w="2800"/>
+            <w:tcBorders>
+              <w:top w:val="single" w:color="CCCCCC" w:sz="1"/>
+              <w:left w:val="single" w:color="CCCCCC" w:sz="1"/>
+              <w:bottom w:val="single" w:color="CCCCCC" w:sz="1"/>
+              <w:right w:val="single" w:color="CCCCCC" w:sz="1"/>
+            </w:tcBorders>
+            <w:shd w:fill="F2F2F2" w:val="clear"/>
+            <w:tcMar>
+              <w:top w:type="dxa" w:w="80"/>
+              <w:left w:type="dxa" w:w="160"/>
+              <w:bottom w:type="dxa" w:w="80"/>
+              <w:right w:type="dxa" w:w="160"/>
+            </w:tcMar>
+            <w:vAlign w:val="center"/>
+          </w:tcPr>
+          <w:p>
+            <w:pPr>
+              <w:jc w:val="left"/>
+            </w:pPr>
+            <w:r>
+              <w:rPr>
+                <w:rFonts w:ascii="Malgun Gothic" w:cs="Malgun Gothic" w:eastAsia="Malgun Gothic" w:hAnsi="Malgun Gothic"/>
+                <w:b w:val="false"/>
+                <w:bCs w:val="false"/>
+                <w:color w:val="000000"/>
+                <w:sz w:val="18"/>
+                <w:szCs w:val="18"/>
+              </w:rPr>
+              <w:t xml:space="preserve">지정가 조건 충족 시 시점 시장가로 체결하도록 수정</w:t>
+            </w:r>
+          </w:p>
+        </w:tc>
+      </w:tr>
+      <w:tr>
+        <w:tc>
+          <w:tcPr>
+            <w:tcW w:type="dxa" w:w="2800"/>
+            <w:tcBorders>
+              <w:top w:val="single" w:color="CCCCCC" w:sz="1"/>
+              <w:left w:val="single" w:color="CCCCCC" w:sz="1"/>
+              <w:bottom w:val="single" w:color="CCCCCC" w:sz="1"/>
+              <w:right w:val="single" w:color="CCCCCC" w:sz="1"/>
+            </w:tcBorders>
+            <w:shd w:fill="FFFFFF" w:val="clear"/>
+            <w:tcMar>
+              <w:top w:type="dxa" w:w="80"/>
+              <w:left w:type="dxa" w:w="160"/>
+              <w:bottom w:type="dxa" w:w="80"/>
+              <w:right w:type="dxa" w:w="160"/>
+            </w:tcMar>
+            <w:vAlign w:val="center"/>
+          </w:tcPr>
+          <w:p>
+            <w:pPr>
+              <w:jc w:val="left"/>
+            </w:pPr>
+            <w:r>
+              <w:rPr>
+                <w:rFonts w:ascii="Malgun Gothic" w:cs="Malgun Gothic" w:eastAsia="Malgun Gothic" w:hAnsi="Malgun Gothic"/>
+                <w:b w:val="false"/>
+                <w:bCs w:val="false"/>
+                <w:color w:val="000000"/>
+                <w:sz w:val="18"/>
+                <w:szCs w:val="18"/>
+              </w:rPr>
+              <w:t xml:space="preserve">sell_lo / sell_hi 명칭 혼동</w:t>
+            </w:r>
+          </w:p>
+        </w:tc>
+        <w:tc>
+          <w:tcPr>
+            <w:tcW w:type="dxa" w:w="1400"/>
+            <w:tcBorders>
+              <w:top w:val="single" w:color="CCCCCC" w:sz="1"/>
+              <w:left w:val="single" w:color="CCCCCC" w:sz="1"/>
+              <w:bottom w:val="single" w:color="CCCCCC" w:sz="1"/>
+              <w:right w:val="single" w:color="CCCCCC" w:sz="1"/>
+            </w:tcBorders>
+            <w:shd w:fill="FFFFFF" w:val="clear"/>
+            <w:tcMar>
+              <w:top w:type="dxa" w:w="80"/>
+              <w:left w:type="dxa" w:w="160"/>
+              <w:bottom w:type="dxa" w:w="80"/>
+              <w:right w:type="dxa" w:w="160"/>
+            </w:tcMar>
+            <w:vAlign w:val="center"/>
+          </w:tcPr>
+          <w:p>
+            <w:pPr>
+              <w:jc w:val="center"/>
+            </w:pPr>
+            <w:r>
+              <w:rPr>
+                <w:rFonts w:ascii="Malgun Gothic" w:cs="Malgun Gothic" w:eastAsia="Malgun Gothic" w:hAnsi="Malgun Gothic"/>
+                <w:b w:val="false"/>
+                <w:bCs w:val="false"/>
+                <w:color w:val="000000"/>
+                <w:sz w:val="18"/>
+                <w:szCs w:val="18"/>
+              </w:rPr>
+              <w:t xml:space="preserve">낮음</w:t>
+            </w:r>
+          </w:p>
+        </w:tc>
+        <w:tc>
+          <w:tcPr>
+            <w:tcW w:type="dxa" w:w="2200"/>
+            <w:tcBorders>
+              <w:top w:val="single" w:color="CCCCCC" w:sz="1"/>
+              <w:left w:val="single" w:color="CCCCCC" w:sz="1"/>
+              <w:bottom w:val="single" w:color="CCCCCC" w:sz="1"/>
+              <w:right w:val="single" w:color="CCCCCC" w:sz="1"/>
+            </w:tcBorders>
+            <w:shd w:fill="FFFFFF" w:val="clear"/>
+            <w:tcMar>
+              <w:top w:type="dxa" w:w="80"/>
+              <w:left w:type="dxa" w:w="160"/>
+              <w:bottom w:type="dxa" w:w="80"/>
+              <w:right w:type="dxa" w:w="160"/>
+            </w:tcMar>
+            <w:vAlign w:val="center"/>
+          </w:tcPr>
+          <w:p>
+            <w:pPr>
+              <w:jc w:val="center"/>
+            </w:pPr>
+            <w:r>
+              <w:rPr>
+                <w:rFonts w:ascii="Malgun Gothic" w:cs="Malgun Gothic" w:eastAsia="Malgun Gothic" w:hAnsi="Malgun Gothic"/>
+                <w:b w:val="false"/>
+                <w:bCs w:val="false"/>
+                <w:color w:val="000000"/>
+                <w:sz w:val="18"/>
+                <w:szCs w:val="18"/>
+              </w:rPr>
+              <w:t xml:space="preserve">결과값 기준 명칭</w:t>
+            </w:r>
+          </w:p>
+        </w:tc>
+        <w:tc>
+          <w:tcPr>
+            <w:tcW w:type="dxa" w:w="2800"/>
+            <w:tcBorders>
+              <w:top w:val="single" w:color="CCCCCC" w:sz="1"/>
+              <w:left w:val="single" w:color="CCCCCC" w:sz="1"/>
+              <w:bottom w:val="single" w:color="CCCCCC" w:sz="1"/>
+              <w:right w:val="single" w:color="CCCCCC" w:sz="1"/>
+            </w:tcBorders>
+            <w:shd w:fill="FFFFFF" w:val="clear"/>
+            <w:tcMar>
+              <w:top w:type="dxa" w:w="80"/>
+              <w:left w:type="dxa" w:w="160"/>
+              <w:bottom w:type="dxa" w:w="80"/>
+              <w:right w:type="dxa" w:w="160"/>
+            </w:tcMar>
+            <w:vAlign w:val="center"/>
+          </w:tcPr>
+          <w:p>
+            <w:pPr>
+              <w:jc w:val="left"/>
+            </w:pPr>
+            <w:r>
+              <w:rPr>
+                <w:rFonts w:ascii="Malgun Gothic" w:cs="Malgun Gothic" w:eastAsia="Malgun Gothic" w:hAnsi="Malgun Gothic"/>
+                <w:b w:val="false"/>
+                <w:bCs w:val="false"/>
+                <w:color w:val="000000"/>
+                <w:sz w:val="18"/>
+                <w:szCs w:val="18"/>
+              </w:rPr>
+              <w:t xml:space="preserve">sell_market / sell_cost로 변경 — 기준 가격 차이를 명칭에 반영</w:t>
+            </w:r>
+          </w:p>
+        </w:tc>
+      </w:tr>
+    </w:tbl>
     <w:p>
       <w:pPr>
         <w:spacing w:after="60" w:before="120"/>
